--- a/deliverables/inland_transport_2026-10/example_T1_T2/docx/T1_WHSOP_003_A06.docx
+++ b/deliverables/inland_transport_2026-10/example_T1_T2/docx/T1_WHSOP_003_A06.docx
@@ -109,7 +109,7 @@
           <w:color w:val="000000"/>
           <w:sz w:val="22"/>
         </w:rPr>
-        <w:t>ПРИМЕР / СИМУЛАЦИЈА — пополнето со податоците што ги имаме и со пресметките од листот за калкулација; не е запис. Мерењата, потписите, броевите на пломби и логери и податоците што се дознаваат на денот се оставени празни.</w:t>
+        <w:t>ПРИМЕР / СИМУЛАЦИЈА — не е запис. Сите внесени податоци се во загради: сино — од нашите записи или пресметани; виолетово — пример, да се потврди; портокалово — се внесува на денот.</w:t>
       </w:r>
       <w:r>
         <w:rPr>
@@ -129,7 +129,7 @@
           <w:color w:val="595959"/>
           <w:sz w:val="16"/>
         </w:rPr>
-        <w:t>EXAMPLE / SIMULATION — filled with the data we hold and the calculations on the calculation sheet; not a record. Measurements, signatures, seal and logger numbers and data known only on the day are left blank.</w:t>
+        <w:t>EXAMPLE / SIMULATION — not a record. Every entry is in brackets: blue — from our records or calculated; purple — example, to be confirmed; orange — entered on the day.</w:t>
       </w:r>
     </w:p>
     <w:p>
@@ -361,10 +361,10 @@
                 <w:rFonts w:ascii="Calibri" w:hAnsi="Calibri"/>
                 <w:b w:val="0"/>
                 <w:i w:val="0"/>
-                <w:color w:val="000000"/>
+                <w:color w:val="0B5CAD"/>
                 <w:sz w:val="20"/>
               </w:rPr>
-              <w:t>TR-20261020-001</w:t>
+              <w:t xml:space="preserve">[TR-20261020-001]</w:t>
             </w:r>
           </w:p>
         </w:tc>
@@ -433,30 +433,10 @@
                 <w:rFonts w:ascii="Calibri" w:hAnsi="Calibri"/>
                 <w:b w:val="0"/>
                 <w:i w:val="0"/>
-                <w:color w:val="000000"/>
+                <w:color w:val="7030A0"/>
                 <w:sz w:val="20"/>
               </w:rPr>
-              <w:t>до</w:t>
-            </w:r>
-            <w:r>
-              <w:rPr>
-                <w:rFonts w:ascii="Calibri" w:hAnsi="Calibri"/>
-                <w:b w:val="0"/>
-                <w:i w:val="0"/>
-                <w:color w:val="000000"/>
-                <w:sz w:val="16"/>
-              </w:rPr>
-              <w:t xml:space="preserve"> | </w:t>
-            </w:r>
-            <w:r>
-              <w:rPr>
-                <w:rFonts w:ascii="Calibri" w:hAnsi="Calibri"/>
-                <w:b w:val="0"/>
-                <w:i/>
-                <w:color w:val="000000"/>
-                <w:sz w:val="16"/>
-              </w:rPr>
-              <w:t>by 23.10.2026</w:t>
+              <w:t xml:space="preserve">[23.10.2026]</w:t>
             </w:r>
           </w:p>
         </w:tc>
@@ -550,7 +530,6 @@
           </w:tcPr>
           <w:p>
             <w:pPr>
-              <w:keepNext/>
               <w:spacing w:before="20" w:after="20"/>
               <w:jc w:val="left"/>
             </w:pPr>
@@ -594,7 +573,6 @@
           </w:tcPr>
           <w:p>
             <w:pPr>
-              <w:keepNext/>
               <w:spacing w:before="20" w:after="20"/>
               <w:jc w:val="center"/>
             </w:pPr>
@@ -607,7 +585,17 @@
                 <w:color w:val="000000"/>
                 <w:sz w:val="20"/>
               </w:rPr>
-              <w:t>Пјурли Плант ДООЕЛ Скопје, дозвола бр. ______</w:t>
+              <w:t xml:space="preserve">Пјурли Плант ДООЕЛ Скопје, дозвола бр. </w:t>
+            </w:r>
+            <w:r>
+              <w:rPr>
+                <w:rFonts w:ascii="Calibri" w:hAnsi="Calibri"/>
+                <w:b w:val="0"/>
+                <w:i w:val="0"/>
+                <w:color w:val="C55A11"/>
+                <w:sz w:val="20"/>
+              </w:rPr>
+              <w:t xml:space="preserve">[ ]</w:t>
             </w:r>
             <w:r>
               <w:rPr>
@@ -627,7 +615,17 @@
                 <w:color w:val="000000"/>
                 <w:sz w:val="16"/>
               </w:rPr>
-              <w:t>Purely Plant DOOEL Skopje, licence No. ______</w:t>
+              <w:t xml:space="preserve">Purely Plant DOOEL Skopje, licence No. </w:t>
+            </w:r>
+            <w:r>
+              <w:rPr>
+                <w:rFonts w:ascii="Calibri" w:hAnsi="Calibri"/>
+                <w:b w:val="0"/>
+                <w:i/>
+                <w:color w:val="C55A11"/>
+                <w:sz w:val="16"/>
+              </w:rPr>
+              <w:t xml:space="preserve">[ ]</w:t>
             </w:r>
           </w:p>
         </w:tc>
@@ -667,7 +665,6 @@
           </w:tcPr>
           <w:p>
             <w:pPr>
-              <w:keepNext/>
               <w:spacing w:before="20" w:after="20"/>
               <w:jc w:val="left"/>
             </w:pPr>
@@ -711,11 +708,20 @@
           </w:tcPr>
           <w:p>
             <w:pPr>
-              <w:keepNext/>
-              <w:spacing w:before="20" w:after="20"/>
-              <w:jc w:val="center"/>
-            </w:pPr>
-            <w:r/>
+              <w:spacing w:before="20" w:after="20"/>
+              <w:jc w:val="center"/>
+            </w:pPr>
+            <w:r/>
+            <w:r>
+              <w:rPr>
+                <w:rFonts w:ascii="Calibri" w:hAnsi="Calibri"/>
+                <w:b w:val="0"/>
+                <w:i w:val="0"/>
+                <w:color w:val="C55A11"/>
+                <w:sz w:val="20"/>
+              </w:rPr>
+              <w:t xml:space="preserve">[ ]</w:t>
+            </w:r>
           </w:p>
         </w:tc>
         <w:tc>
@@ -726,7 +732,6 @@
           </w:tcPr>
           <w:p>
             <w:pPr>
-              <w:keepNext/>
               <w:spacing w:before="20" w:after="20"/>
               <w:jc w:val="left"/>
             </w:pPr>
@@ -770,20 +775,19 @@
           </w:tcPr>
           <w:p>
             <w:pPr>
-              <w:keepNext/>
-              <w:spacing w:before="20" w:after="20"/>
-              <w:jc w:val="center"/>
-            </w:pPr>
-            <w:r/>
-            <w:r>
-              <w:rPr>
-                <w:rFonts w:ascii="Calibri" w:hAnsi="Calibri"/>
-                <w:b w:val="0"/>
-                <w:i w:val="0"/>
-                <w:color w:val="000000"/>
+              <w:spacing w:before="20" w:after="20"/>
+              <w:jc w:val="center"/>
+            </w:pPr>
+            <w:r/>
+            <w:r>
+              <w:rPr>
+                <w:rFonts w:ascii="Calibri" w:hAnsi="Calibri"/>
+                <w:b w:val="0"/>
+                <w:i w:val="0"/>
+                <w:color w:val="7030A0"/>
                 <w:sz w:val="20"/>
               </w:rPr>
-              <w:t>20.10.2026</w:t>
+              <w:t xml:space="preserve">[20.10.2026]</w:t>
             </w:r>
           </w:p>
         </w:tc>
@@ -806,7 +810,8 @@
         </w:tblBorders>
       </w:tblPr>
       <w:tblGrid>
-        <w:gridCol w:w="10466"/>
+        <w:gridCol w:w="3288"/>
+        <w:gridCol w:w="7178"/>
       </w:tblGrid>
       <w:tr>
         <w:trPr>
@@ -815,12 +820,12 @@
         <w:tc>
           <w:tcPr>
             <w:shd w:val="clear" w:color="auto" w:fill="F2F2F2"/>
-            <w:tcW w:type="pct" w:w="5000"/>
-          </w:tcPr>
-          <w:p>
-            <w:pPr>
-              <w:keepNext/>
-              <w:spacing w:before="40" w:after="40"/>
+            <w:vAlign w:val="center"/>
+            <w:tcW w:type="pct" w:w="1570"/>
+          </w:tcPr>
+          <w:p>
+            <w:pPr>
+              <w:spacing w:before="20" w:after="20"/>
               <w:jc w:val="left"/>
             </w:pPr>
             <w:r/>
@@ -848,48 +853,74 @@
               <w:rPr>
                 <w:rFonts w:ascii="Calibri" w:hAnsi="Calibri"/>
                 <w:b w:val="0"/>
+                <w:i w:val="0"/>
+                <w:color w:val="000000"/>
+                <w:sz w:val="16"/>
+              </w:rPr>
+              <w:t>Consignee (name and address)</w:t>
+            </w:r>
+          </w:p>
+        </w:tc>
+        <w:tc>
+          <w:tcPr>
+            <w:vAlign w:val="center"/>
+            <w:tcW w:type="pct" w:w="3429"/>
+          </w:tcPr>
+          <w:p>
+            <w:pPr>
+              <w:spacing w:before="20" w:after="20"/>
+              <w:jc w:val="center"/>
+            </w:pPr>
+            <w:r/>
+            <w:r>
+              <w:rPr>
+                <w:rFonts w:ascii="Calibri" w:hAnsi="Calibri"/>
+                <w:b w:val="0"/>
+                <w:i w:val="0"/>
+                <w:color w:val="7030A0"/>
+                <w:sz w:val="20"/>
+              </w:rPr>
+              <w:t xml:space="preserve">[Versa (купувач според листата за продажба)</w:t>
+            </w:r>
+            <w:r>
+              <w:rPr>
+                <w:rFonts w:ascii="Calibri" w:hAnsi="Calibri"/>
+                <w:b w:val="0"/>
+                <w:i w:val="0"/>
+                <w:color w:val="7030A0"/>
+                <w:sz w:val="16"/>
+              </w:rPr>
+              <w:t xml:space="preserve"> | </w:t>
+            </w:r>
+            <w:r>
+              <w:rPr>
+                <w:rFonts w:ascii="Calibri" w:hAnsi="Calibri"/>
+                <w:b w:val="0"/>
                 <w:i/>
-                <w:color w:val="000000"/>
+                <w:color w:val="7030A0"/>
                 <w:sz w:val="16"/>
               </w:rPr>
-              <w:t>Consignee (name and address)</w:t>
-            </w:r>
-          </w:p>
-          <w:p>
-            <w:pPr>
-              <w:keepNext/>
-              <w:spacing w:before="20" w:after="40"/>
-              <w:jc w:val="both"/>
-            </w:pPr>
-            <w:r>
-              <w:rPr>
-                <w:rFonts w:ascii="Calibri" w:hAnsi="Calibri"/>
-                <w:b w:val="0"/>
-                <w:i w:val="0"/>
-                <w:color w:val="000000"/>
-                <w:sz w:val="20"/>
-              </w:rPr>
-              <w:t>Versa (купувач според листата за продажба)</w:t>
-            </w:r>
-            <w:r>
-              <w:rPr>
-                <w:rFonts w:ascii="Calibri" w:hAnsi="Calibri"/>
-                <w:b w:val="0"/>
-                <w:i w:val="0"/>
+              <w:t xml:space="preserve">Versa (buyer per the sale list)]</w:t>
+            </w:r>
+            <w:r>
+              <w:rPr>
+                <w:rFonts w:ascii="Calibri" w:hAnsi="Calibri"/>
+                <w:b w:val="0"/>
+                <w:i/>
                 <w:color w:val="000000"/>
                 <w:sz w:val="16"/>
               </w:rPr>
-              <w:t xml:space="preserve">  |  </w:t>
+              <w:t xml:space="preserve"> · </w:t>
             </w:r>
             <w:r>
               <w:rPr>
                 <w:rFonts w:ascii="Calibri" w:hAnsi="Calibri"/>
                 <w:b w:val="0"/>
                 <w:i/>
-                <w:color w:val="000000"/>
+                <w:color w:val="C55A11"/>
                 <w:sz w:val="16"/>
               </w:rPr>
-              <w:t>Versa (buyer per the sale list); [адреса — да се внесе | address — to be entered]</w:t>
+              <w:t xml:space="preserve">[ ]</w:t>
             </w:r>
           </w:p>
         </w:tc>
@@ -927,7 +958,6 @@
           </w:tcPr>
           <w:p>
             <w:pPr>
-              <w:keepNext/>
               <w:spacing w:before="20" w:after="20"/>
               <w:jc w:val="left"/>
             </w:pPr>
@@ -971,27 +1001,26 @@
           </w:tcPr>
           <w:p>
             <w:pPr>
-              <w:keepNext/>
-              <w:spacing w:before="20" w:after="20"/>
-              <w:jc w:val="center"/>
-            </w:pPr>
-            <w:r/>
-            <w:r>
-              <w:rPr>
-                <w:rFonts w:ascii="Calibri" w:hAnsi="Calibri"/>
-                <w:b w:val="0"/>
-                <w:i w:val="0"/>
-                <w:color w:val="000000"/>
+              <w:spacing w:before="20" w:after="20"/>
+              <w:jc w:val="center"/>
+            </w:pPr>
+            <w:r/>
+            <w:r>
+              <w:rPr>
+                <w:rFonts w:ascii="Calibri" w:hAnsi="Calibri"/>
+                <w:b w:val="0"/>
+                <w:i w:val="0"/>
+                <w:color w:val="0B5CAD"/>
                 <w:sz w:val="20"/>
               </w:rPr>
-              <w:t>Испорака на меѓупроизвод — Транша 1</w:t>
-            </w:r>
-            <w:r>
-              <w:rPr>
-                <w:rFonts w:ascii="Calibri" w:hAnsi="Calibri"/>
-                <w:b w:val="0"/>
-                <w:i w:val="0"/>
-                <w:color w:val="000000"/>
+              <w:t xml:space="preserve">[Испорака на меѓупроизвод — Транша 1</w:t>
+            </w:r>
+            <w:r>
+              <w:rPr>
+                <w:rFonts w:ascii="Calibri" w:hAnsi="Calibri"/>
+                <w:b w:val="0"/>
+                <w:i w:val="0"/>
+                <w:color w:val="0B5CAD"/>
                 <w:sz w:val="16"/>
               </w:rPr>
               <w:t xml:space="preserve"> | </w:t>
@@ -1001,10 +1030,10 @@
                 <w:rFonts w:ascii="Calibri" w:hAnsi="Calibri"/>
                 <w:b w:val="0"/>
                 <w:i/>
-                <w:color w:val="000000"/>
+                <w:color w:val="0B5CAD"/>
                 <w:sz w:val="16"/>
               </w:rPr>
-              <w:t>Delivery of intermediate — Tranche 1</w:t>
+              <w:t xml:space="preserve">Delivery of intermediate — Tranche 1]</w:t>
             </w:r>
           </w:p>
         </w:tc>
@@ -1042,7 +1071,6 @@
           </w:tcPr>
           <w:p>
             <w:pPr>
-              <w:keepNext/>
               <w:spacing w:before="20" w:after="20"/>
               <w:jc w:val="left"/>
             </w:pPr>
@@ -1086,27 +1114,26 @@
           </w:tcPr>
           <w:p>
             <w:pPr>
-              <w:keepNext/>
-              <w:spacing w:before="20" w:after="20"/>
-              <w:jc w:val="center"/>
-            </w:pPr>
-            <w:r/>
-            <w:r>
-              <w:rPr>
-                <w:rFonts w:ascii="Calibri" w:hAnsi="Calibri"/>
-                <w:b w:val="0"/>
-                <w:i w:val="0"/>
-                <w:color w:val="000000"/>
+              <w:spacing w:before="20" w:after="20"/>
+              <w:jc w:val="center"/>
+            </w:pPr>
+            <w:r/>
+            <w:r>
+              <w:rPr>
+                <w:rFonts w:ascii="Calibri" w:hAnsi="Calibri"/>
+                <w:b w:val="0"/>
+                <w:i w:val="0"/>
+                <w:color w:val="7030A0"/>
                 <w:sz w:val="20"/>
               </w:rPr>
-              <w:t>Kuehne + Nagel (предвиден, да се потврди)</w:t>
-            </w:r>
-            <w:r>
-              <w:rPr>
-                <w:rFonts w:ascii="Calibri" w:hAnsi="Calibri"/>
-                <w:b w:val="0"/>
-                <w:i w:val="0"/>
-                <w:color w:val="000000"/>
+              <w:t xml:space="preserve">[Kuehne + Nagel (предвиден)</w:t>
+            </w:r>
+            <w:r>
+              <w:rPr>
+                <w:rFonts w:ascii="Calibri" w:hAnsi="Calibri"/>
+                <w:b w:val="0"/>
+                <w:i w:val="0"/>
+                <w:color w:val="7030A0"/>
                 <w:sz w:val="16"/>
               </w:rPr>
               <w:t xml:space="preserve"> | </w:t>
@@ -1116,10 +1143,30 @@
                 <w:rFonts w:ascii="Calibri" w:hAnsi="Calibri"/>
                 <w:b w:val="0"/>
                 <w:i/>
-                <w:color w:val="000000"/>
+                <w:color w:val="7030A0"/>
                 <w:sz w:val="16"/>
               </w:rPr>
-              <w:t>Kuehne + Nagel (provisional, to be confirmed)</w:t>
+              <w:t xml:space="preserve">Kuehne + Nagel (provisional)]</w:t>
+            </w:r>
+            <w:r>
+              <w:rPr>
+                <w:rFonts w:ascii="Calibri" w:hAnsi="Calibri"/>
+                <w:b w:val="0"/>
+                <w:i/>
+                <w:color w:val="000000"/>
+                <w:sz w:val="16"/>
+              </w:rPr>
+              <w:t xml:space="preserve"> · </w:t>
+            </w:r>
+            <w:r>
+              <w:rPr>
+                <w:rFonts w:ascii="Calibri" w:hAnsi="Calibri"/>
+                <w:b w:val="0"/>
+                <w:i/>
+                <w:color w:val="C55A11"/>
+                <w:sz w:val="16"/>
+              </w:rPr>
+              <w:t xml:space="preserve">[ ]</w:t>
             </w:r>
           </w:p>
         </w:tc>
@@ -1204,6 +1251,16 @@
               <w:jc w:val="center"/>
             </w:pPr>
             <w:r/>
+            <w:r>
+              <w:rPr>
+                <w:rFonts w:ascii="Calibri" w:hAnsi="Calibri"/>
+                <w:b w:val="0"/>
+                <w:i w:val="0"/>
+                <w:color w:val="C55A11"/>
+                <w:sz w:val="20"/>
+              </w:rPr>
+              <w:t xml:space="preserve">[ ]</w:t>
+            </w:r>
           </w:p>
         </w:tc>
       </w:tr>
@@ -1231,10 +1288,10 @@
         </w:tblBorders>
       </w:tblPr>
       <w:tblGrid>
-        <w:gridCol w:w="1396"/>
-        <w:gridCol w:w="3161"/>
-        <w:gridCol w:w="2069"/>
-        <w:gridCol w:w="1566"/>
+        <w:gridCol w:w="1338"/>
+        <w:gridCol w:w="3038"/>
+        <w:gridCol w:w="2150"/>
+        <w:gridCol w:w="1666"/>
         <w:gridCol w:w="1236"/>
         <w:gridCol w:w="1036"/>
       </w:tblGrid>
@@ -1247,7 +1304,7 @@
           <w:tcPr>
             <w:shd w:val="clear" w:color="auto" w:fill="2B547E"/>
             <w:vAlign w:val="center"/>
-            <w:tcW w:type="dxa" w:w="1396"/>
+            <w:tcW w:type="dxa" w:w="1338"/>
           </w:tcPr>
           <w:p>
             <w:pPr>
@@ -1272,7 +1329,7 @@
           <w:tcPr>
             <w:shd w:val="clear" w:color="auto" w:fill="2B547E"/>
             <w:vAlign w:val="center"/>
-            <w:tcW w:type="dxa" w:w="3161"/>
+            <w:tcW w:type="dxa" w:w="3038"/>
           </w:tcPr>
           <w:p>
             <w:pPr>
@@ -1317,7 +1374,7 @@
           <w:tcPr>
             <w:shd w:val="clear" w:color="auto" w:fill="2B547E"/>
             <w:vAlign w:val="center"/>
-            <w:tcW w:type="dxa" w:w="2069"/>
+            <w:tcW w:type="dxa" w:w="2150"/>
           </w:tcPr>
           <w:p>
             <w:pPr>
@@ -1362,7 +1419,7 @@
           <w:tcPr>
             <w:shd w:val="clear" w:color="auto" w:fill="2B547E"/>
             <w:vAlign w:val="center"/>
-            <w:tcW w:type="dxa" w:w="1566"/>
+            <w:tcW w:type="dxa" w:w="1666"/>
           </w:tcPr>
           <w:p>
             <w:pPr>
@@ -1502,7 +1559,7 @@
           <w:tcPr>
             <w:shd w:val="clear" w:color="auto" w:fill="F2F2F2"/>
             <w:vAlign w:val="center"/>
-            <w:tcW w:type="dxa" w:w="1396"/>
+            <w:tcW w:type="dxa" w:w="1338"/>
           </w:tcPr>
           <w:p>
             <w:pPr>
@@ -1526,7 +1583,7 @@
         <w:tc>
           <w:tcPr>
             <w:vAlign w:val="center"/>
-            <w:tcW w:type="dxa" w:w="3161"/>
+            <w:tcW w:type="dxa" w:w="3038"/>
           </w:tcPr>
           <w:p>
             <w:pPr>
@@ -1570,7 +1627,7 @@
         <w:tc>
           <w:tcPr>
             <w:vAlign w:val="center"/>
-            <w:tcW w:type="dxa" w:w="2069"/>
+            <w:tcW w:type="dxa" w:w="2150"/>
           </w:tcPr>
           <w:p>
             <w:pPr>
@@ -1584,17 +1641,17 @@
                 <w:rFonts w:ascii="Calibri" w:hAnsi="Calibri"/>
                 <w:b w:val="0"/>
                 <w:i w:val="0"/>
-                <w:color w:val="000000"/>
-                <w:sz w:val="18"/>
-              </w:rPr>
-              <w:t>BG1024</w:t>
-            </w:r>
-          </w:p>
-        </w:tc>
-        <w:tc>
-          <w:tcPr>
-            <w:vAlign w:val="center"/>
-            <w:tcW w:type="dxa" w:w="1566"/>
+                <w:color w:val="0B5CAD"/>
+                <w:sz w:val="18"/>
+              </w:rPr>
+              <w:t xml:space="preserve">[BG1024]</w:t>
+            </w:r>
+          </w:p>
+        </w:tc>
+        <w:tc>
+          <w:tcPr>
+            <w:vAlign w:val="center"/>
+            <w:tcW w:type="dxa" w:w="1666"/>
           </w:tcPr>
           <w:p>
             <w:pPr>
@@ -1608,10 +1665,10 @@
                 <w:rFonts w:ascii="Calibri" w:hAnsi="Calibri"/>
                 <w:b w:val="0"/>
                 <w:i w:val="0"/>
-                <w:color w:val="000000"/>
-                <w:sz w:val="18"/>
-              </w:rPr>
-              <w:t>— / 5 / 44</w:t>
+                <w:color w:val="0B5CAD"/>
+                <w:sz w:val="18"/>
+              </w:rPr>
+              <w:t xml:space="preserve">[— / 11 / 109]</w:t>
             </w:r>
           </w:p>
         </w:tc>
@@ -1632,10 +1689,10 @@
                 <w:rFonts w:ascii="Calibri" w:hAnsi="Calibri"/>
                 <w:b w:val="0"/>
                 <w:i w:val="0"/>
-                <w:color w:val="000000"/>
-                <w:sz w:val="18"/>
-              </w:rPr>
-              <w:t>43 870</w:t>
+                <w:color w:val="0B5CAD"/>
+                <w:sz w:val="18"/>
+              </w:rPr>
+              <w:t xml:space="preserve">[43 870]</w:t>
             </w:r>
           </w:p>
         </w:tc>
@@ -1651,6 +1708,16 @@
               <w:jc w:val="center"/>
             </w:pPr>
             <w:r/>
+            <w:r>
+              <w:rPr>
+                <w:rFonts w:ascii="Calibri" w:hAnsi="Calibri"/>
+                <w:b w:val="0"/>
+                <w:i w:val="0"/>
+                <w:color w:val="C55A11"/>
+                <w:sz w:val="18"/>
+              </w:rPr>
+              <w:t xml:space="preserve">[ ]</w:t>
+            </w:r>
           </w:p>
         </w:tc>
       </w:tr>
@@ -1662,7 +1729,7 @@
           <w:tcPr>
             <w:shd w:val="clear" w:color="auto" w:fill="F2F2F2"/>
             <w:vAlign w:val="center"/>
-            <w:tcW w:type="dxa" w:w="1396"/>
+            <w:tcW w:type="dxa" w:w="1338"/>
           </w:tcPr>
           <w:p>
             <w:pPr>
@@ -1687,7 +1754,7 @@
           <w:tcPr>
             <w:shd w:val="clear" w:color="auto" w:fill="F7FAFC"/>
             <w:vAlign w:val="center"/>
-            <w:tcW w:type="dxa" w:w="3161"/>
+            <w:tcW w:type="dxa" w:w="3038"/>
           </w:tcPr>
           <w:p>
             <w:pPr>
@@ -1732,7 +1799,7 @@
           <w:tcPr>
             <w:shd w:val="clear" w:color="auto" w:fill="F7FAFC"/>
             <w:vAlign w:val="center"/>
-            <w:tcW w:type="dxa" w:w="2069"/>
+            <w:tcW w:type="dxa" w:w="2150"/>
           </w:tcPr>
           <w:p>
             <w:pPr>
@@ -1746,10 +1813,10 @@
                 <w:rFonts w:ascii="Calibri" w:hAnsi="Calibri"/>
                 <w:b w:val="0"/>
                 <w:i w:val="0"/>
-                <w:color w:val="000000"/>
-                <w:sz w:val="18"/>
-              </w:rPr>
-              <w:t>BSS1024</w:t>
+                <w:color w:val="0B5CAD"/>
+                <w:sz w:val="18"/>
+              </w:rPr>
+              <w:t xml:space="preserve">[BSS1024]</w:t>
             </w:r>
           </w:p>
         </w:tc>
@@ -1757,7 +1824,7 @@
           <w:tcPr>
             <w:shd w:val="clear" w:color="auto" w:fill="F7FAFC"/>
             <w:vAlign w:val="center"/>
-            <w:tcW w:type="dxa" w:w="1566"/>
+            <w:tcW w:type="dxa" w:w="1666"/>
           </w:tcPr>
           <w:p>
             <w:pPr>
@@ -1771,10 +1838,10 @@
                 <w:rFonts w:ascii="Calibri" w:hAnsi="Calibri"/>
                 <w:b w:val="0"/>
                 <w:i w:val="0"/>
-                <w:color w:val="000000"/>
-                <w:sz w:val="18"/>
-              </w:rPr>
-              <w:t>— / 6 / 51</w:t>
+                <w:color w:val="0B5CAD"/>
+                <w:sz w:val="18"/>
+              </w:rPr>
+              <w:t xml:space="preserve">[— / 13 / 125]</w:t>
             </w:r>
           </w:p>
         </w:tc>
@@ -1796,10 +1863,10 @@
                 <w:rFonts w:ascii="Calibri" w:hAnsi="Calibri"/>
                 <w:b w:val="0"/>
                 <w:i w:val="0"/>
-                <w:color w:val="000000"/>
-                <w:sz w:val="18"/>
-              </w:rPr>
-              <w:t>50 200</w:t>
+                <w:color w:val="0B5CAD"/>
+                <w:sz w:val="18"/>
+              </w:rPr>
+              <w:t xml:space="preserve">[50 200]</w:t>
             </w:r>
           </w:p>
         </w:tc>
@@ -1816,6 +1883,16 @@
               <w:jc w:val="center"/>
             </w:pPr>
             <w:r/>
+            <w:r>
+              <w:rPr>
+                <w:rFonts w:ascii="Calibri" w:hAnsi="Calibri"/>
+                <w:b w:val="0"/>
+                <w:i w:val="0"/>
+                <w:color w:val="C55A11"/>
+                <w:sz w:val="18"/>
+              </w:rPr>
+              <w:t xml:space="preserve">[ ]</w:t>
+            </w:r>
           </w:p>
         </w:tc>
       </w:tr>
@@ -1827,7 +1904,7 @@
           <w:tcPr>
             <w:shd w:val="clear" w:color="auto" w:fill="F2F2F2"/>
             <w:vAlign w:val="center"/>
-            <w:tcW w:type="dxa" w:w="1396"/>
+            <w:tcW w:type="dxa" w:w="1338"/>
           </w:tcPr>
           <w:p>
             <w:pPr>
@@ -1850,7 +1927,7 @@
         <w:tc>
           <w:tcPr>
             <w:vAlign w:val="center"/>
-            <w:tcW w:type="dxa" w:w="3161"/>
+            <w:tcW w:type="dxa" w:w="3038"/>
           </w:tcPr>
           <w:p>
             <w:pPr>
@@ -1893,46 +1970,46 @@
         <w:tc>
           <w:tcPr>
             <w:vAlign w:val="center"/>
-            <w:tcW w:type="dxa" w:w="2069"/>
-          </w:tcPr>
-          <w:p>
-            <w:pPr>
-              <w:spacing w:before="20" w:after="20"/>
-              <w:jc w:val="center"/>
-            </w:pPr>
-            <w:r/>
-            <w:r>
-              <w:rPr>
-                <w:rFonts w:ascii="Calibri" w:hAnsi="Calibri"/>
-                <w:b w:val="0"/>
-                <w:i w:val="0"/>
-                <w:color w:val="000000"/>
-                <w:sz w:val="18"/>
-              </w:rPr>
-              <w:t>P050162 / CJ052501/01</w:t>
-            </w:r>
-          </w:p>
-        </w:tc>
-        <w:tc>
-          <w:tcPr>
-            <w:vAlign w:val="center"/>
-            <w:tcW w:type="dxa" w:w="1566"/>
-          </w:tcPr>
-          <w:p>
-            <w:pPr>
-              <w:spacing w:before="20" w:after="20"/>
-              <w:jc w:val="center"/>
-            </w:pPr>
-            <w:r/>
-            <w:r>
-              <w:rPr>
-                <w:rFonts w:ascii="Calibri" w:hAnsi="Calibri"/>
-                <w:b w:val="0"/>
-                <w:i w:val="0"/>
-                <w:color w:val="000000"/>
-                <w:sz w:val="18"/>
-              </w:rPr>
-              <w:t>— / 7 / 65</w:t>
+            <w:tcW w:type="dxa" w:w="2150"/>
+          </w:tcPr>
+          <w:p>
+            <w:pPr>
+              <w:spacing w:before="20" w:after="20"/>
+              <w:jc w:val="center"/>
+            </w:pPr>
+            <w:r/>
+            <w:r>
+              <w:rPr>
+                <w:rFonts w:ascii="Calibri" w:hAnsi="Calibri"/>
+                <w:b w:val="0"/>
+                <w:i w:val="0"/>
+                <w:color w:val="0B5CAD"/>
+                <w:sz w:val="18"/>
+              </w:rPr>
+              <w:t xml:space="preserve">[P050162 / CJ052501/01]</w:t>
+            </w:r>
+          </w:p>
+        </w:tc>
+        <w:tc>
+          <w:tcPr>
+            <w:vAlign w:val="center"/>
+            <w:tcW w:type="dxa" w:w="1666"/>
+          </w:tcPr>
+          <w:p>
+            <w:pPr>
+              <w:spacing w:before="20" w:after="20"/>
+              <w:jc w:val="center"/>
+            </w:pPr>
+            <w:r/>
+            <w:r>
+              <w:rPr>
+                <w:rFonts w:ascii="Calibri" w:hAnsi="Calibri"/>
+                <w:b w:val="0"/>
+                <w:i w:val="0"/>
+                <w:color w:val="0B5CAD"/>
+                <w:sz w:val="18"/>
+              </w:rPr>
+              <w:t xml:space="preserve">[— / 17 / 161]</w:t>
             </w:r>
           </w:p>
         </w:tc>
@@ -1952,10 +2029,10 @@
                 <w:rFonts w:ascii="Calibri" w:hAnsi="Calibri"/>
                 <w:b w:val="0"/>
                 <w:i w:val="0"/>
-                <w:color w:val="000000"/>
-                <w:sz w:val="18"/>
-              </w:rPr>
-              <w:t>64 530</w:t>
+                <w:color w:val="0B5CAD"/>
+                <w:sz w:val="18"/>
+              </w:rPr>
+              <w:t xml:space="preserve">[64 530]</w:t>
             </w:r>
           </w:p>
         </w:tc>
@@ -1970,6 +2047,16 @@
               <w:jc w:val="center"/>
             </w:pPr>
             <w:r/>
+            <w:r>
+              <w:rPr>
+                <w:rFonts w:ascii="Calibri" w:hAnsi="Calibri"/>
+                <w:b w:val="0"/>
+                <w:i w:val="0"/>
+                <w:color w:val="C55A11"/>
+                <w:sz w:val="18"/>
+              </w:rPr>
+              <w:t xml:space="preserve">[ ]</w:t>
+            </w:r>
           </w:p>
         </w:tc>
       </w:tr>
@@ -1981,7 +2068,7 @@
           <w:tcPr>
             <w:shd w:val="clear" w:color="auto" w:fill="F2F2F2"/>
             <w:vAlign w:val="center"/>
-            <w:tcW w:type="dxa" w:w="1396"/>
+            <w:tcW w:type="dxa" w:w="1338"/>
           </w:tcPr>
           <w:p>
             <w:pPr>
@@ -2005,7 +2092,7 @@
           <w:tcPr>
             <w:shd w:val="clear" w:color="auto" w:fill="F7FAFC"/>
             <w:vAlign w:val="center"/>
-            <w:tcW w:type="dxa" w:w="3161"/>
+            <w:tcW w:type="dxa" w:w="3038"/>
           </w:tcPr>
           <w:p>
             <w:pPr>
@@ -2049,23 +2136,23 @@
           <w:tcPr>
             <w:shd w:val="clear" w:color="auto" w:fill="F7FAFC"/>
             <w:vAlign w:val="center"/>
-            <w:tcW w:type="dxa" w:w="2069"/>
-          </w:tcPr>
-          <w:p>
-            <w:pPr>
-              <w:spacing w:before="20" w:after="20"/>
-              <w:jc w:val="center"/>
-            </w:pPr>
-            <w:r/>
-            <w:r>
-              <w:rPr>
-                <w:rFonts w:ascii="Calibri" w:hAnsi="Calibri"/>
-                <w:b w:val="0"/>
-                <w:i w:val="0"/>
-                <w:color w:val="000000"/>
-                <w:sz w:val="18"/>
-              </w:rPr>
-              <w:t>P050212 / CJ062501/2</w:t>
+            <w:tcW w:type="dxa" w:w="2150"/>
+          </w:tcPr>
+          <w:p>
+            <w:pPr>
+              <w:spacing w:before="20" w:after="20"/>
+              <w:jc w:val="center"/>
+            </w:pPr>
+            <w:r/>
+            <w:r>
+              <w:rPr>
+                <w:rFonts w:ascii="Calibri" w:hAnsi="Calibri"/>
+                <w:b w:val="0"/>
+                <w:i w:val="0"/>
+                <w:color w:val="0B5CAD"/>
+                <w:sz w:val="18"/>
+              </w:rPr>
+              <w:t xml:space="preserve">[P050212 / CJ062501/2]</w:t>
             </w:r>
           </w:p>
         </w:tc>
@@ -2073,23 +2160,23 @@
           <w:tcPr>
             <w:shd w:val="clear" w:color="auto" w:fill="F7FAFC"/>
             <w:vAlign w:val="center"/>
-            <w:tcW w:type="dxa" w:w="1566"/>
-          </w:tcPr>
-          <w:p>
-            <w:pPr>
-              <w:spacing w:before="20" w:after="20"/>
-              <w:jc w:val="center"/>
-            </w:pPr>
-            <w:r/>
-            <w:r>
-              <w:rPr>
-                <w:rFonts w:ascii="Calibri" w:hAnsi="Calibri"/>
-                <w:b w:val="0"/>
-                <w:i w:val="0"/>
-                <w:color w:val="000000"/>
-                <w:sz w:val="18"/>
-              </w:rPr>
-              <w:t>— / 15 / 147</w:t>
+            <w:tcW w:type="dxa" w:w="1666"/>
+          </w:tcPr>
+          <w:p>
+            <w:pPr>
+              <w:spacing w:before="20" w:after="20"/>
+              <w:jc w:val="center"/>
+            </w:pPr>
+            <w:r/>
+            <w:r>
+              <w:rPr>
+                <w:rFonts w:ascii="Calibri" w:hAnsi="Calibri"/>
+                <w:b w:val="0"/>
+                <w:i w:val="0"/>
+                <w:color w:val="0B5CAD"/>
+                <w:sz w:val="18"/>
+              </w:rPr>
+              <w:t xml:space="preserve">[— / 37 / 365]</w:t>
             </w:r>
           </w:p>
         </w:tc>
@@ -2110,10 +2197,10 @@
                 <w:rFonts w:ascii="Calibri" w:hAnsi="Calibri"/>
                 <w:b w:val="0"/>
                 <w:i w:val="0"/>
-                <w:color w:val="000000"/>
-                <w:sz w:val="18"/>
-              </w:rPr>
-              <w:t>146 520</w:t>
+                <w:color w:val="0B5CAD"/>
+                <w:sz w:val="18"/>
+              </w:rPr>
+              <w:t xml:space="preserve">[146 520]</w:t>
             </w:r>
           </w:p>
         </w:tc>
@@ -2129,6 +2216,16 @@
               <w:jc w:val="center"/>
             </w:pPr>
             <w:r/>
+            <w:r>
+              <w:rPr>
+                <w:rFonts w:ascii="Calibri" w:hAnsi="Calibri"/>
+                <w:b w:val="0"/>
+                <w:i w:val="0"/>
+                <w:color w:val="C55A11"/>
+                <w:sz w:val="18"/>
+              </w:rPr>
+              <w:t xml:space="preserve">[ ]</w:t>
+            </w:r>
           </w:p>
         </w:tc>
       </w:tr>
@@ -2140,7 +2237,7 @@
           <w:tcPr>
             <w:shd w:val="clear" w:color="auto" w:fill="F2F2F2"/>
             <w:vAlign w:val="center"/>
-            <w:tcW w:type="dxa" w:w="1396"/>
+            <w:tcW w:type="dxa" w:w="1338"/>
           </w:tcPr>
           <w:p>
             <w:pPr>
@@ -2163,7 +2260,7 @@
         <w:tc>
           <w:tcPr>
             <w:vAlign w:val="center"/>
-            <w:tcW w:type="dxa" w:w="3161"/>
+            <w:tcW w:type="dxa" w:w="3038"/>
           </w:tcPr>
           <w:p>
             <w:pPr>
@@ -2206,46 +2303,46 @@
         <w:tc>
           <w:tcPr>
             <w:vAlign w:val="center"/>
-            <w:tcW w:type="dxa" w:w="2069"/>
-          </w:tcPr>
-          <w:p>
-            <w:pPr>
-              <w:spacing w:before="20" w:after="20"/>
-              <w:jc w:val="center"/>
-            </w:pPr>
-            <w:r/>
-            <w:r>
-              <w:rPr>
-                <w:rFonts w:ascii="Calibri" w:hAnsi="Calibri"/>
-                <w:b w:val="0"/>
-                <w:i w:val="0"/>
-                <w:color w:val="000000"/>
-                <w:sz w:val="18"/>
-              </w:rPr>
-              <w:t>P060032 / CJ082501/2</w:t>
-            </w:r>
-          </w:p>
-        </w:tc>
-        <w:tc>
-          <w:tcPr>
-            <w:vAlign w:val="center"/>
-            <w:tcW w:type="dxa" w:w="1566"/>
-          </w:tcPr>
-          <w:p>
-            <w:pPr>
-              <w:spacing w:before="20" w:after="20"/>
-              <w:jc w:val="center"/>
-            </w:pPr>
-            <w:r/>
-            <w:r>
-              <w:rPr>
-                <w:rFonts w:ascii="Calibri" w:hAnsi="Calibri"/>
-                <w:b w:val="0"/>
-                <w:i w:val="0"/>
-                <w:color w:val="000000"/>
-                <w:sz w:val="18"/>
-              </w:rPr>
-              <w:t>— / 2 / 15</w:t>
+            <w:tcW w:type="dxa" w:w="2150"/>
+          </w:tcPr>
+          <w:p>
+            <w:pPr>
+              <w:spacing w:before="20" w:after="20"/>
+              <w:jc w:val="center"/>
+            </w:pPr>
+            <w:r/>
+            <w:r>
+              <w:rPr>
+                <w:rFonts w:ascii="Calibri" w:hAnsi="Calibri"/>
+                <w:b w:val="0"/>
+                <w:i w:val="0"/>
+                <w:color w:val="0B5CAD"/>
+                <w:sz w:val="18"/>
+              </w:rPr>
+              <w:t xml:space="preserve">[P060032 / CJ082501/2]</w:t>
+            </w:r>
+          </w:p>
+        </w:tc>
+        <w:tc>
+          <w:tcPr>
+            <w:vAlign w:val="center"/>
+            <w:tcW w:type="dxa" w:w="1666"/>
+          </w:tcPr>
+          <w:p>
+            <w:pPr>
+              <w:spacing w:before="20" w:after="20"/>
+              <w:jc w:val="center"/>
+            </w:pPr>
+            <w:r/>
+            <w:r>
+              <w:rPr>
+                <w:rFonts w:ascii="Calibri" w:hAnsi="Calibri"/>
+                <w:b w:val="0"/>
+                <w:i w:val="0"/>
+                <w:color w:val="0B5CAD"/>
+                <w:sz w:val="18"/>
+              </w:rPr>
+              <w:t xml:space="preserve">[— / 4 / 37]</w:t>
             </w:r>
           </w:p>
         </w:tc>
@@ -2265,10 +2362,10 @@
                 <w:rFonts w:ascii="Calibri" w:hAnsi="Calibri"/>
                 <w:b w:val="0"/>
                 <w:i w:val="0"/>
-                <w:color w:val="000000"/>
-                <w:sz w:val="18"/>
-              </w:rPr>
-              <w:t>14 750</w:t>
+                <w:color w:val="0B5CAD"/>
+                <w:sz w:val="18"/>
+              </w:rPr>
+              <w:t xml:space="preserve">[14 750]</w:t>
             </w:r>
           </w:p>
         </w:tc>
@@ -2283,6 +2380,16 @@
               <w:jc w:val="center"/>
             </w:pPr>
             <w:r/>
+            <w:r>
+              <w:rPr>
+                <w:rFonts w:ascii="Calibri" w:hAnsi="Calibri"/>
+                <w:b w:val="0"/>
+                <w:i w:val="0"/>
+                <w:color w:val="C55A11"/>
+                <w:sz w:val="18"/>
+              </w:rPr>
+              <w:t xml:space="preserve">[ ]</w:t>
+            </w:r>
           </w:p>
         </w:tc>
       </w:tr>
@@ -2294,7 +2401,7 @@
           <w:tcPr>
             <w:shd w:val="clear" w:color="auto" w:fill="F2F2F2"/>
             <w:vAlign w:val="center"/>
-            <w:tcW w:type="dxa" w:w="1396"/>
+            <w:tcW w:type="dxa" w:w="1338"/>
           </w:tcPr>
           <w:p>
             <w:pPr>
@@ -2318,7 +2425,7 @@
           <w:tcPr>
             <w:shd w:val="clear" w:color="auto" w:fill="F7FAFC"/>
             <w:vAlign w:val="center"/>
-            <w:tcW w:type="dxa" w:w="3161"/>
+            <w:tcW w:type="dxa" w:w="3038"/>
           </w:tcPr>
           <w:p>
             <w:pPr>
@@ -2362,23 +2469,23 @@
           <w:tcPr>
             <w:shd w:val="clear" w:color="auto" w:fill="F7FAFC"/>
             <w:vAlign w:val="center"/>
-            <w:tcW w:type="dxa" w:w="2069"/>
-          </w:tcPr>
-          <w:p>
-            <w:pPr>
-              <w:spacing w:before="20" w:after="20"/>
-              <w:jc w:val="center"/>
-            </w:pPr>
-            <w:r/>
-            <w:r>
-              <w:rPr>
-                <w:rFonts w:ascii="Calibri" w:hAnsi="Calibri"/>
-                <w:b w:val="0"/>
-                <w:i w:val="0"/>
-                <w:color w:val="000000"/>
-                <w:sz w:val="18"/>
-              </w:rPr>
-              <w:t>P060352 / FB012602*</w:t>
+            <w:tcW w:type="dxa" w:w="2150"/>
+          </w:tcPr>
+          <w:p>
+            <w:pPr>
+              <w:spacing w:before="20" w:after="20"/>
+              <w:jc w:val="center"/>
+            </w:pPr>
+            <w:r/>
+            <w:r>
+              <w:rPr>
+                <w:rFonts w:ascii="Calibri" w:hAnsi="Calibri"/>
+                <w:b w:val="0"/>
+                <w:i w:val="0"/>
+                <w:color w:val="0B5CAD"/>
+                <w:sz w:val="18"/>
+              </w:rPr>
+              <w:t xml:space="preserve">[P060352 / FB012602*]</w:t>
             </w:r>
           </w:p>
         </w:tc>
@@ -2386,23 +2493,23 @@
           <w:tcPr>
             <w:shd w:val="clear" w:color="auto" w:fill="F7FAFC"/>
             <w:vAlign w:val="center"/>
-            <w:tcW w:type="dxa" w:w="1566"/>
-          </w:tcPr>
-          <w:p>
-            <w:pPr>
-              <w:spacing w:before="20" w:after="20"/>
-              <w:jc w:val="center"/>
-            </w:pPr>
-            <w:r/>
-            <w:r>
-              <w:rPr>
-                <w:rFonts w:ascii="Calibri" w:hAnsi="Calibri"/>
-                <w:b w:val="0"/>
-                <w:i w:val="0"/>
-                <w:color w:val="000000"/>
-                <w:sz w:val="18"/>
-              </w:rPr>
-              <w:t>— / 8 / 76</w:t>
+            <w:tcW w:type="dxa" w:w="1666"/>
+          </w:tcPr>
+          <w:p>
+            <w:pPr>
+              <w:spacing w:before="20" w:after="20"/>
+              <w:jc w:val="center"/>
+            </w:pPr>
+            <w:r/>
+            <w:r>
+              <w:rPr>
+                <w:rFonts w:ascii="Calibri" w:hAnsi="Calibri"/>
+                <w:b w:val="0"/>
+                <w:i w:val="0"/>
+                <w:color w:val="0B5CAD"/>
+                <w:sz w:val="18"/>
+              </w:rPr>
+              <w:t xml:space="preserve">[— / 19 / 189]</w:t>
             </w:r>
           </w:p>
         </w:tc>
@@ -2423,10 +2530,10 @@
                 <w:rFonts w:ascii="Calibri" w:hAnsi="Calibri"/>
                 <w:b w:val="0"/>
                 <w:i w:val="0"/>
-                <w:color w:val="000000"/>
-                <w:sz w:val="18"/>
-              </w:rPr>
-              <w:t>75 920</w:t>
+                <w:color w:val="0B5CAD"/>
+                <w:sz w:val="18"/>
+              </w:rPr>
+              <w:t xml:space="preserve">[75 920]</w:t>
             </w:r>
           </w:p>
         </w:tc>
@@ -2442,6 +2549,16 @@
               <w:jc w:val="center"/>
             </w:pPr>
             <w:r/>
+            <w:r>
+              <w:rPr>
+                <w:rFonts w:ascii="Calibri" w:hAnsi="Calibri"/>
+                <w:b w:val="0"/>
+                <w:i w:val="0"/>
+                <w:color w:val="C55A11"/>
+                <w:sz w:val="18"/>
+              </w:rPr>
+              <w:t xml:space="preserve">[ ]</w:t>
+            </w:r>
           </w:p>
         </w:tc>
       </w:tr>
@@ -2453,7 +2570,7 @@
           <w:tcPr>
             <w:shd w:val="clear" w:color="auto" w:fill="F2F2F2"/>
             <w:vAlign w:val="center"/>
-            <w:tcW w:type="dxa" w:w="1396"/>
+            <w:tcW w:type="dxa" w:w="1338"/>
           </w:tcPr>
           <w:p>
             <w:pPr>
@@ -2476,7 +2593,7 @@
         <w:tc>
           <w:tcPr>
             <w:vAlign w:val="center"/>
-            <w:tcW w:type="dxa" w:w="3161"/>
+            <w:tcW w:type="dxa" w:w="3038"/>
           </w:tcPr>
           <w:p>
             <w:pPr>
@@ -2519,46 +2636,46 @@
         <w:tc>
           <w:tcPr>
             <w:vAlign w:val="center"/>
-            <w:tcW w:type="dxa" w:w="2069"/>
-          </w:tcPr>
-          <w:p>
-            <w:pPr>
-              <w:spacing w:before="20" w:after="20"/>
-              <w:jc w:val="center"/>
-            </w:pPr>
-            <w:r/>
-            <w:r>
-              <w:rPr>
-                <w:rFonts w:ascii="Calibri" w:hAnsi="Calibri"/>
-                <w:b w:val="0"/>
-                <w:i w:val="0"/>
-                <w:color w:val="000000"/>
-                <w:sz w:val="18"/>
-              </w:rPr>
-              <w:t>P060402 / GG012603</w:t>
-            </w:r>
-          </w:p>
-        </w:tc>
-        <w:tc>
-          <w:tcPr>
-            <w:vAlign w:val="center"/>
-            <w:tcW w:type="dxa" w:w="1566"/>
-          </w:tcPr>
-          <w:p>
-            <w:pPr>
-              <w:spacing w:before="20" w:after="20"/>
-              <w:jc w:val="center"/>
-            </w:pPr>
-            <w:r/>
-            <w:r>
-              <w:rPr>
-                <w:rFonts w:ascii="Calibri" w:hAnsi="Calibri"/>
-                <w:b w:val="0"/>
-                <w:i w:val="0"/>
-                <w:color w:val="000000"/>
-                <w:sz w:val="18"/>
-              </w:rPr>
-              <w:t>— / 4 / 40</w:t>
+            <w:tcW w:type="dxa" w:w="2150"/>
+          </w:tcPr>
+          <w:p>
+            <w:pPr>
+              <w:spacing w:before="20" w:after="20"/>
+              <w:jc w:val="center"/>
+            </w:pPr>
+            <w:r/>
+            <w:r>
+              <w:rPr>
+                <w:rFonts w:ascii="Calibri" w:hAnsi="Calibri"/>
+                <w:b w:val="0"/>
+                <w:i w:val="0"/>
+                <w:color w:val="0B5CAD"/>
+                <w:sz w:val="18"/>
+              </w:rPr>
+              <w:t xml:space="preserve">[P060402 / GG012603]</w:t>
+            </w:r>
+          </w:p>
+        </w:tc>
+        <w:tc>
+          <w:tcPr>
+            <w:vAlign w:val="center"/>
+            <w:tcW w:type="dxa" w:w="1666"/>
+          </w:tcPr>
+          <w:p>
+            <w:pPr>
+              <w:spacing w:before="20" w:after="20"/>
+              <w:jc w:val="center"/>
+            </w:pPr>
+            <w:r/>
+            <w:r>
+              <w:rPr>
+                <w:rFonts w:ascii="Calibri" w:hAnsi="Calibri"/>
+                <w:b w:val="0"/>
+                <w:i w:val="0"/>
+                <w:color w:val="0B5CAD"/>
+                <w:sz w:val="18"/>
+              </w:rPr>
+              <w:t xml:space="preserve">[— / 10 / 100]</w:t>
             </w:r>
           </w:p>
         </w:tc>
@@ -2578,10 +2695,10 @@
                 <w:rFonts w:ascii="Calibri" w:hAnsi="Calibri"/>
                 <w:b w:val="0"/>
                 <w:i w:val="0"/>
-                <w:color w:val="000000"/>
-                <w:sz w:val="18"/>
-              </w:rPr>
-              <w:t>40 000</w:t>
+                <w:color w:val="0B5CAD"/>
+                <w:sz w:val="18"/>
+              </w:rPr>
+              <w:t xml:space="preserve">[40 000]</w:t>
             </w:r>
           </w:p>
         </w:tc>
@@ -2596,6 +2713,16 @@
               <w:jc w:val="center"/>
             </w:pPr>
             <w:r/>
+            <w:r>
+              <w:rPr>
+                <w:rFonts w:ascii="Calibri" w:hAnsi="Calibri"/>
+                <w:b w:val="0"/>
+                <w:i w:val="0"/>
+                <w:color w:val="C55A11"/>
+                <w:sz w:val="18"/>
+              </w:rPr>
+              <w:t xml:space="preserve">[ ]</w:t>
+            </w:r>
           </w:p>
         </w:tc>
       </w:tr>
@@ -2607,7 +2734,7 @@
           <w:tcPr>
             <w:shd w:val="clear" w:color="auto" w:fill="F2F2F2"/>
             <w:vAlign w:val="center"/>
-            <w:tcW w:type="dxa" w:w="1396"/>
+            <w:tcW w:type="dxa" w:w="1338"/>
           </w:tcPr>
           <w:p>
             <w:pPr>
@@ -2631,7 +2758,7 @@
           <w:tcPr>
             <w:shd w:val="clear" w:color="auto" w:fill="F7FAFC"/>
             <w:vAlign w:val="center"/>
-            <w:tcW w:type="dxa" w:w="3161"/>
+            <w:tcW w:type="dxa" w:w="3038"/>
           </w:tcPr>
           <w:p>
             <w:pPr>
@@ -2675,23 +2802,23 @@
           <w:tcPr>
             <w:shd w:val="clear" w:color="auto" w:fill="F7FAFC"/>
             <w:vAlign w:val="center"/>
-            <w:tcW w:type="dxa" w:w="2069"/>
-          </w:tcPr>
-          <w:p>
-            <w:pPr>
-              <w:spacing w:before="20" w:after="20"/>
-              <w:jc w:val="center"/>
-            </w:pPr>
-            <w:r/>
-            <w:r>
-              <w:rPr>
-                <w:rFonts w:ascii="Calibri" w:hAnsi="Calibri"/>
-                <w:b w:val="0"/>
-                <w:i w:val="0"/>
-                <w:color w:val="000000"/>
-                <w:sz w:val="18"/>
-              </w:rPr>
-              <w:t>P050092 / GG1024_01</w:t>
+            <w:tcW w:type="dxa" w:w="2150"/>
+          </w:tcPr>
+          <w:p>
+            <w:pPr>
+              <w:spacing w:before="20" w:after="20"/>
+              <w:jc w:val="center"/>
+            </w:pPr>
+            <w:r/>
+            <w:r>
+              <w:rPr>
+                <w:rFonts w:ascii="Calibri" w:hAnsi="Calibri"/>
+                <w:b w:val="0"/>
+                <w:i w:val="0"/>
+                <w:color w:val="0B5CAD"/>
+                <w:sz w:val="18"/>
+              </w:rPr>
+              <w:t xml:space="preserve">[P050092 / GG1024_01]</w:t>
             </w:r>
           </w:p>
         </w:tc>
@@ -2699,23 +2826,23 @@
           <w:tcPr>
             <w:shd w:val="clear" w:color="auto" w:fill="F7FAFC"/>
             <w:vAlign w:val="center"/>
-            <w:tcW w:type="dxa" w:w="1566"/>
-          </w:tcPr>
-          <w:p>
-            <w:pPr>
-              <w:spacing w:before="20" w:after="20"/>
-              <w:jc w:val="center"/>
-            </w:pPr>
-            <w:r/>
-            <w:r>
-              <w:rPr>
-                <w:rFonts w:ascii="Calibri" w:hAnsi="Calibri"/>
-                <w:b w:val="0"/>
-                <w:i w:val="0"/>
-                <w:color w:val="000000"/>
-                <w:sz w:val="18"/>
-              </w:rPr>
-              <w:t>— / 1 / 1</w:t>
+            <w:tcW w:type="dxa" w:w="1666"/>
+          </w:tcPr>
+          <w:p>
+            <w:pPr>
+              <w:spacing w:before="20" w:after="20"/>
+              <w:jc w:val="center"/>
+            </w:pPr>
+            <w:r/>
+            <w:r>
+              <w:rPr>
+                <w:rFonts w:ascii="Calibri" w:hAnsi="Calibri"/>
+                <w:b w:val="0"/>
+                <w:i w:val="0"/>
+                <w:color w:val="0B5CAD"/>
+                <w:sz w:val="18"/>
+              </w:rPr>
+              <w:t xml:space="preserve">[— / 1 / 2]</w:t>
             </w:r>
           </w:p>
         </w:tc>
@@ -2736,10 +2863,10 @@
                 <w:rFonts w:ascii="Calibri" w:hAnsi="Calibri"/>
                 <w:b w:val="0"/>
                 <w:i w:val="0"/>
-                <w:color w:val="000000"/>
-                <w:sz w:val="18"/>
-              </w:rPr>
-              <w:t>870</w:t>
+                <w:color w:val="0B5CAD"/>
+                <w:sz w:val="18"/>
+              </w:rPr>
+              <w:t xml:space="preserve">[870]</w:t>
             </w:r>
           </w:p>
         </w:tc>
@@ -2755,6 +2882,16 @@
               <w:jc w:val="center"/>
             </w:pPr>
             <w:r/>
+            <w:r>
+              <w:rPr>
+                <w:rFonts w:ascii="Calibri" w:hAnsi="Calibri"/>
+                <w:b w:val="0"/>
+                <w:i w:val="0"/>
+                <w:color w:val="C55A11"/>
+                <w:sz w:val="18"/>
+              </w:rPr>
+              <w:t xml:space="preserve">[ ]</w:t>
+            </w:r>
           </w:p>
         </w:tc>
       </w:tr>
@@ -2766,7 +2903,7 @@
           <w:tcPr>
             <w:shd w:val="clear" w:color="auto" w:fill="F2F2F2"/>
             <w:vAlign w:val="center"/>
-            <w:tcW w:type="dxa" w:w="1396"/>
+            <w:tcW w:type="dxa" w:w="1338"/>
           </w:tcPr>
           <w:p>
             <w:pPr>
@@ -2789,7 +2926,7 @@
         <w:tc>
           <w:tcPr>
             <w:vAlign w:val="center"/>
-            <w:tcW w:type="dxa" w:w="3161"/>
+            <w:tcW w:type="dxa" w:w="3038"/>
           </w:tcPr>
           <w:p>
             <w:pPr>
@@ -2832,46 +2969,46 @@
         <w:tc>
           <w:tcPr>
             <w:vAlign w:val="center"/>
-            <w:tcW w:type="dxa" w:w="2069"/>
-          </w:tcPr>
-          <w:p>
-            <w:pPr>
-              <w:spacing w:before="20" w:after="20"/>
-              <w:jc w:val="center"/>
-            </w:pPr>
-            <w:r/>
-            <w:r>
-              <w:rPr>
-                <w:rFonts w:ascii="Calibri" w:hAnsi="Calibri"/>
-                <w:b w:val="0"/>
-                <w:i w:val="0"/>
-                <w:color w:val="000000"/>
-                <w:sz w:val="18"/>
-              </w:rPr>
-              <w:t>P050152 / GP052501</w:t>
-            </w:r>
-          </w:p>
-        </w:tc>
-        <w:tc>
-          <w:tcPr>
-            <w:vAlign w:val="center"/>
-            <w:tcW w:type="dxa" w:w="1566"/>
-          </w:tcPr>
-          <w:p>
-            <w:pPr>
-              <w:spacing w:before="20" w:after="20"/>
-              <w:jc w:val="center"/>
-            </w:pPr>
-            <w:r/>
-            <w:r>
-              <w:rPr>
-                <w:rFonts w:ascii="Calibri" w:hAnsi="Calibri"/>
-                <w:b w:val="0"/>
-                <w:i w:val="0"/>
-                <w:color w:val="000000"/>
-                <w:sz w:val="18"/>
-              </w:rPr>
-              <w:t>— / 16 / 152</w:t>
+            <w:tcW w:type="dxa" w:w="2150"/>
+          </w:tcPr>
+          <w:p>
+            <w:pPr>
+              <w:spacing w:before="20" w:after="20"/>
+              <w:jc w:val="center"/>
+            </w:pPr>
+            <w:r/>
+            <w:r>
+              <w:rPr>
+                <w:rFonts w:ascii="Calibri" w:hAnsi="Calibri"/>
+                <w:b w:val="0"/>
+                <w:i w:val="0"/>
+                <w:color w:val="0B5CAD"/>
+                <w:sz w:val="18"/>
+              </w:rPr>
+              <w:t xml:space="preserve">[P050152 / GP052501]</w:t>
+            </w:r>
+          </w:p>
+        </w:tc>
+        <w:tc>
+          <w:tcPr>
+            <w:vAlign w:val="center"/>
+            <w:tcW w:type="dxa" w:w="1666"/>
+          </w:tcPr>
+          <w:p>
+            <w:pPr>
+              <w:spacing w:before="20" w:after="20"/>
+              <w:jc w:val="center"/>
+            </w:pPr>
+            <w:r/>
+            <w:r>
+              <w:rPr>
+                <w:rFonts w:ascii="Calibri" w:hAnsi="Calibri"/>
+                <w:b w:val="0"/>
+                <w:i w:val="0"/>
+                <w:color w:val="0B5CAD"/>
+                <w:sz w:val="18"/>
+              </w:rPr>
+              <w:t xml:space="preserve">[— / 38 / 377]</w:t>
             </w:r>
           </w:p>
         </w:tc>
@@ -2891,10 +3028,10 @@
                 <w:rFonts w:ascii="Calibri" w:hAnsi="Calibri"/>
                 <w:b w:val="0"/>
                 <w:i w:val="0"/>
-                <w:color w:val="000000"/>
-                <w:sz w:val="18"/>
-              </w:rPr>
-              <w:t>151 140</w:t>
+                <w:color w:val="0B5CAD"/>
+                <w:sz w:val="18"/>
+              </w:rPr>
+              <w:t xml:space="preserve">[151 140]</w:t>
             </w:r>
           </w:p>
         </w:tc>
@@ -2909,6 +3046,16 @@
               <w:jc w:val="center"/>
             </w:pPr>
             <w:r/>
+            <w:r>
+              <w:rPr>
+                <w:rFonts w:ascii="Calibri" w:hAnsi="Calibri"/>
+                <w:b w:val="0"/>
+                <w:i w:val="0"/>
+                <w:color w:val="C55A11"/>
+                <w:sz w:val="18"/>
+              </w:rPr>
+              <w:t xml:space="preserve">[ ]</w:t>
+            </w:r>
           </w:p>
         </w:tc>
       </w:tr>
@@ -2920,7 +3067,7 @@
           <w:tcPr>
             <w:shd w:val="clear" w:color="auto" w:fill="F2F2F2"/>
             <w:vAlign w:val="center"/>
-            <w:tcW w:type="dxa" w:w="1396"/>
+            <w:tcW w:type="dxa" w:w="1338"/>
           </w:tcPr>
           <w:p>
             <w:pPr>
@@ -2944,7 +3091,7 @@
           <w:tcPr>
             <w:shd w:val="clear" w:color="auto" w:fill="F7FAFC"/>
             <w:vAlign w:val="center"/>
-            <w:tcW w:type="dxa" w:w="3161"/>
+            <w:tcW w:type="dxa" w:w="3038"/>
           </w:tcPr>
           <w:p>
             <w:pPr>
@@ -2988,23 +3135,23 @@
           <w:tcPr>
             <w:shd w:val="clear" w:color="auto" w:fill="F7FAFC"/>
             <w:vAlign w:val="center"/>
-            <w:tcW w:type="dxa" w:w="2069"/>
-          </w:tcPr>
-          <w:p>
-            <w:pPr>
-              <w:spacing w:before="20" w:after="20"/>
-              <w:jc w:val="center"/>
-            </w:pPr>
-            <w:r/>
-            <w:r>
-              <w:rPr>
-                <w:rFonts w:ascii="Calibri" w:hAnsi="Calibri"/>
-                <w:b w:val="0"/>
-                <w:i w:val="0"/>
-                <w:color w:val="000000"/>
-                <w:sz w:val="18"/>
-              </w:rPr>
-              <w:t>P050022 / GP0824_02</w:t>
+            <w:tcW w:type="dxa" w:w="2150"/>
+          </w:tcPr>
+          <w:p>
+            <w:pPr>
+              <w:spacing w:before="20" w:after="20"/>
+              <w:jc w:val="center"/>
+            </w:pPr>
+            <w:r/>
+            <w:r>
+              <w:rPr>
+                <w:rFonts w:ascii="Calibri" w:hAnsi="Calibri"/>
+                <w:b w:val="0"/>
+                <w:i w:val="0"/>
+                <w:color w:val="0B5CAD"/>
+                <w:sz w:val="18"/>
+              </w:rPr>
+              <w:t xml:space="preserve">[P050022 / GP0824_02]</w:t>
             </w:r>
           </w:p>
         </w:tc>
@@ -3012,23 +3159,23 @@
           <w:tcPr>
             <w:shd w:val="clear" w:color="auto" w:fill="F7FAFC"/>
             <w:vAlign w:val="center"/>
-            <w:tcW w:type="dxa" w:w="1566"/>
-          </w:tcPr>
-          <w:p>
-            <w:pPr>
-              <w:spacing w:before="20" w:after="20"/>
-              <w:jc w:val="center"/>
-            </w:pPr>
-            <w:r/>
-            <w:r>
-              <w:rPr>
-                <w:rFonts w:ascii="Calibri" w:hAnsi="Calibri"/>
-                <w:b w:val="0"/>
-                <w:i w:val="0"/>
-                <w:color w:val="000000"/>
-                <w:sz w:val="18"/>
-              </w:rPr>
-              <w:t>— / 21 / 209</w:t>
+            <w:tcW w:type="dxa" w:w="1666"/>
+          </w:tcPr>
+          <w:p>
+            <w:pPr>
+              <w:spacing w:before="20" w:after="20"/>
+              <w:jc w:val="center"/>
+            </w:pPr>
+            <w:r/>
+            <w:r>
+              <w:rPr>
+                <w:rFonts w:ascii="Calibri" w:hAnsi="Calibri"/>
+                <w:b w:val="0"/>
+                <w:i w:val="0"/>
+                <w:color w:val="0B5CAD"/>
+                <w:sz w:val="18"/>
+              </w:rPr>
+              <w:t xml:space="preserve">[— / 52 / 520]</w:t>
             </w:r>
           </w:p>
         </w:tc>
@@ -3049,10 +3196,10 @@
                 <w:rFonts w:ascii="Calibri" w:hAnsi="Calibri"/>
                 <w:b w:val="0"/>
                 <w:i w:val="0"/>
-                <w:color w:val="000000"/>
-                <w:sz w:val="18"/>
-              </w:rPr>
-              <w:t>208 460</w:t>
+                <w:color w:val="0B5CAD"/>
+                <w:sz w:val="18"/>
+              </w:rPr>
+              <w:t xml:space="preserve">[208 460]</w:t>
             </w:r>
           </w:p>
         </w:tc>
@@ -3068,6 +3215,16 @@
               <w:jc w:val="center"/>
             </w:pPr>
             <w:r/>
+            <w:r>
+              <w:rPr>
+                <w:rFonts w:ascii="Calibri" w:hAnsi="Calibri"/>
+                <w:b w:val="0"/>
+                <w:i w:val="0"/>
+                <w:color w:val="C55A11"/>
+                <w:sz w:val="18"/>
+              </w:rPr>
+              <w:t xml:space="preserve">[ ]</w:t>
+            </w:r>
           </w:p>
         </w:tc>
       </w:tr>
@@ -3079,7 +3236,7 @@
           <w:tcPr>
             <w:shd w:val="clear" w:color="auto" w:fill="F2F2F2"/>
             <w:vAlign w:val="center"/>
-            <w:tcW w:type="dxa" w:w="1396"/>
+            <w:tcW w:type="dxa" w:w="1338"/>
           </w:tcPr>
           <w:p>
             <w:pPr>
@@ -3102,7 +3259,7 @@
         <w:tc>
           <w:tcPr>
             <w:vAlign w:val="center"/>
-            <w:tcW w:type="dxa" w:w="3161"/>
+            <w:tcW w:type="dxa" w:w="3038"/>
           </w:tcPr>
           <w:p>
             <w:pPr>
@@ -3145,46 +3302,46 @@
         <w:tc>
           <w:tcPr>
             <w:vAlign w:val="center"/>
-            <w:tcW w:type="dxa" w:w="2069"/>
-          </w:tcPr>
-          <w:p>
-            <w:pPr>
-              <w:spacing w:before="20" w:after="20"/>
-              <w:jc w:val="center"/>
-            </w:pPr>
-            <w:r/>
-            <w:r>
-              <w:rPr>
-                <w:rFonts w:ascii="Calibri" w:hAnsi="Calibri"/>
-                <w:b w:val="0"/>
-                <w:i w:val="0"/>
-                <w:color w:val="000000"/>
-                <w:sz w:val="18"/>
-              </w:rPr>
-              <w:t>P050322 / GP082501/2</w:t>
-            </w:r>
-          </w:p>
-        </w:tc>
-        <w:tc>
-          <w:tcPr>
-            <w:vAlign w:val="center"/>
-            <w:tcW w:type="dxa" w:w="1566"/>
-          </w:tcPr>
-          <w:p>
-            <w:pPr>
-              <w:spacing w:before="20" w:after="20"/>
-              <w:jc w:val="center"/>
-            </w:pPr>
-            <w:r/>
-            <w:r>
-              <w:rPr>
-                <w:rFonts w:ascii="Calibri" w:hAnsi="Calibri"/>
-                <w:b w:val="0"/>
-                <w:i w:val="0"/>
-                <w:color w:val="000000"/>
-                <w:sz w:val="18"/>
-              </w:rPr>
-              <w:t>— / 3 / 23</w:t>
+            <w:tcW w:type="dxa" w:w="2150"/>
+          </w:tcPr>
+          <w:p>
+            <w:pPr>
+              <w:spacing w:before="20" w:after="20"/>
+              <w:jc w:val="center"/>
+            </w:pPr>
+            <w:r/>
+            <w:r>
+              <w:rPr>
+                <w:rFonts w:ascii="Calibri" w:hAnsi="Calibri"/>
+                <w:b w:val="0"/>
+                <w:i w:val="0"/>
+                <w:color w:val="0B5CAD"/>
+                <w:sz w:val="18"/>
+              </w:rPr>
+              <w:t xml:space="preserve">[P050322 / GP082501/2]</w:t>
+            </w:r>
+          </w:p>
+        </w:tc>
+        <w:tc>
+          <w:tcPr>
+            <w:vAlign w:val="center"/>
+            <w:tcW w:type="dxa" w:w="1666"/>
+          </w:tcPr>
+          <w:p>
+            <w:pPr>
+              <w:spacing w:before="20" w:after="20"/>
+              <w:jc w:val="center"/>
+            </w:pPr>
+            <w:r/>
+            <w:r>
+              <w:rPr>
+                <w:rFonts w:ascii="Calibri" w:hAnsi="Calibri"/>
+                <w:b w:val="0"/>
+                <w:i w:val="0"/>
+                <w:color w:val="0B5CAD"/>
+                <w:sz w:val="18"/>
+              </w:rPr>
+              <w:t xml:space="preserve">[— / 6 / 57]</w:t>
             </w:r>
           </w:p>
         </w:tc>
@@ -3204,10 +3361,10 @@
                 <w:rFonts w:ascii="Calibri" w:hAnsi="Calibri"/>
                 <w:b w:val="0"/>
                 <w:i w:val="0"/>
-                <w:color w:val="000000"/>
-                <w:sz w:val="18"/>
-              </w:rPr>
-              <w:t>22 840</w:t>
+                <w:color w:val="0B5CAD"/>
+                <w:sz w:val="18"/>
+              </w:rPr>
+              <w:t xml:space="preserve">[22 840]</w:t>
             </w:r>
           </w:p>
         </w:tc>
@@ -3222,6 +3379,16 @@
               <w:jc w:val="center"/>
             </w:pPr>
             <w:r/>
+            <w:r>
+              <w:rPr>
+                <w:rFonts w:ascii="Calibri" w:hAnsi="Calibri"/>
+                <w:b w:val="0"/>
+                <w:i w:val="0"/>
+                <w:color w:val="C55A11"/>
+                <w:sz w:val="18"/>
+              </w:rPr>
+              <w:t xml:space="preserve">[ ]</w:t>
+            </w:r>
           </w:p>
         </w:tc>
       </w:tr>
@@ -3233,7 +3400,7 @@
           <w:tcPr>
             <w:shd w:val="clear" w:color="auto" w:fill="F2F2F2"/>
             <w:vAlign w:val="center"/>
-            <w:tcW w:type="dxa" w:w="1396"/>
+            <w:tcW w:type="dxa" w:w="1338"/>
           </w:tcPr>
           <w:p>
             <w:pPr>
@@ -3257,7 +3424,7 @@
           <w:tcPr>
             <w:shd w:val="clear" w:color="auto" w:fill="F7FAFC"/>
             <w:vAlign w:val="center"/>
-            <w:tcW w:type="dxa" w:w="3161"/>
+            <w:tcW w:type="dxa" w:w="3038"/>
           </w:tcPr>
           <w:p>
             <w:pPr>
@@ -3301,23 +3468,23 @@
           <w:tcPr>
             <w:shd w:val="clear" w:color="auto" w:fill="F7FAFC"/>
             <w:vAlign w:val="center"/>
-            <w:tcW w:type="dxa" w:w="2069"/>
-          </w:tcPr>
-          <w:p>
-            <w:pPr>
-              <w:spacing w:before="20" w:after="20"/>
-              <w:jc w:val="center"/>
-            </w:pPr>
-            <w:r/>
-            <w:r>
-              <w:rPr>
-                <w:rFonts w:ascii="Calibri" w:hAnsi="Calibri"/>
-                <w:b w:val="0"/>
-                <w:i w:val="0"/>
-                <w:color w:val="000000"/>
-                <w:sz w:val="18"/>
-              </w:rPr>
-              <w:t>HPA1024</w:t>
+            <w:tcW w:type="dxa" w:w="2150"/>
+          </w:tcPr>
+          <w:p>
+            <w:pPr>
+              <w:spacing w:before="20" w:after="20"/>
+              <w:jc w:val="center"/>
+            </w:pPr>
+            <w:r/>
+            <w:r>
+              <w:rPr>
+                <w:rFonts w:ascii="Calibri" w:hAnsi="Calibri"/>
+                <w:b w:val="0"/>
+                <w:i w:val="0"/>
+                <w:color w:val="0B5CAD"/>
+                <w:sz w:val="18"/>
+              </w:rPr>
+              <w:t xml:space="preserve">[HPA1024]</w:t>
             </w:r>
           </w:p>
         </w:tc>
@@ -3325,23 +3492,23 @@
           <w:tcPr>
             <w:shd w:val="clear" w:color="auto" w:fill="F7FAFC"/>
             <w:vAlign w:val="center"/>
-            <w:tcW w:type="dxa" w:w="1566"/>
-          </w:tcPr>
-          <w:p>
-            <w:pPr>
-              <w:spacing w:before="20" w:after="20"/>
-              <w:jc w:val="center"/>
-            </w:pPr>
-            <w:r/>
-            <w:r>
-              <w:rPr>
-                <w:rFonts w:ascii="Calibri" w:hAnsi="Calibri"/>
-                <w:b w:val="0"/>
-                <w:i w:val="0"/>
-                <w:color w:val="000000"/>
-                <w:sz w:val="18"/>
-              </w:rPr>
-              <w:t>— / 5 / 41</w:t>
+            <w:tcW w:type="dxa" w:w="1666"/>
+          </w:tcPr>
+          <w:p>
+            <w:pPr>
+              <w:spacing w:before="20" w:after="20"/>
+              <w:jc w:val="center"/>
+            </w:pPr>
+            <w:r/>
+            <w:r>
+              <w:rPr>
+                <w:rFonts w:ascii="Calibri" w:hAnsi="Calibri"/>
+                <w:b w:val="0"/>
+                <w:i w:val="0"/>
+                <w:color w:val="0B5CAD"/>
+                <w:sz w:val="18"/>
+              </w:rPr>
+              <w:t xml:space="preserve">[— / 11 / 102]</w:t>
             </w:r>
           </w:p>
         </w:tc>
@@ -3362,10 +3529,10 @@
                 <w:rFonts w:ascii="Calibri" w:hAnsi="Calibri"/>
                 <w:b w:val="0"/>
                 <w:i w:val="0"/>
-                <w:color w:val="000000"/>
-                <w:sz w:val="18"/>
-              </w:rPr>
-              <w:t>40 830</w:t>
+                <w:color w:val="0B5CAD"/>
+                <w:sz w:val="18"/>
+              </w:rPr>
+              <w:t xml:space="preserve">[40 830]</w:t>
             </w:r>
           </w:p>
         </w:tc>
@@ -3381,6 +3548,16 @@
               <w:jc w:val="center"/>
             </w:pPr>
             <w:r/>
+            <w:r>
+              <w:rPr>
+                <w:rFonts w:ascii="Calibri" w:hAnsi="Calibri"/>
+                <w:b w:val="0"/>
+                <w:i w:val="0"/>
+                <w:color w:val="C55A11"/>
+                <w:sz w:val="18"/>
+              </w:rPr>
+              <w:t xml:space="preserve">[ ]</w:t>
+            </w:r>
           </w:p>
         </w:tc>
       </w:tr>
@@ -3392,7 +3569,7 @@
           <w:tcPr>
             <w:shd w:val="clear" w:color="auto" w:fill="F2F2F2"/>
             <w:vAlign w:val="center"/>
-            <w:tcW w:type="dxa" w:w="1396"/>
+            <w:tcW w:type="dxa" w:w="1338"/>
           </w:tcPr>
           <w:p>
             <w:pPr>
@@ -3415,7 +3592,7 @@
         <w:tc>
           <w:tcPr>
             <w:vAlign w:val="center"/>
-            <w:tcW w:type="dxa" w:w="3161"/>
+            <w:tcW w:type="dxa" w:w="3038"/>
           </w:tcPr>
           <w:p>
             <w:pPr>
@@ -3458,46 +3635,46 @@
         <w:tc>
           <w:tcPr>
             <w:vAlign w:val="center"/>
-            <w:tcW w:type="dxa" w:w="2069"/>
-          </w:tcPr>
-          <w:p>
-            <w:pPr>
-              <w:spacing w:before="20" w:after="20"/>
-              <w:jc w:val="center"/>
-            </w:pPr>
-            <w:r/>
-            <w:r>
-              <w:rPr>
-                <w:rFonts w:ascii="Calibri" w:hAnsi="Calibri"/>
-                <w:b w:val="0"/>
-                <w:i w:val="0"/>
-                <w:color w:val="000000"/>
-                <w:sz w:val="18"/>
-              </w:rPr>
-              <w:t>P050052 / HPA1024_01</w:t>
-            </w:r>
-          </w:p>
-        </w:tc>
-        <w:tc>
-          <w:tcPr>
-            <w:vAlign w:val="center"/>
-            <w:tcW w:type="dxa" w:w="1566"/>
-          </w:tcPr>
-          <w:p>
-            <w:pPr>
-              <w:spacing w:before="20" w:after="20"/>
-              <w:jc w:val="center"/>
-            </w:pPr>
-            <w:r/>
-            <w:r>
-              <w:rPr>
-                <w:rFonts w:ascii="Calibri" w:hAnsi="Calibri"/>
-                <w:b w:val="0"/>
-                <w:i w:val="0"/>
-                <w:color w:val="000000"/>
-                <w:sz w:val="18"/>
-              </w:rPr>
-              <w:t>— / 15 / 141</w:t>
+            <w:tcW w:type="dxa" w:w="2150"/>
+          </w:tcPr>
+          <w:p>
+            <w:pPr>
+              <w:spacing w:before="20" w:after="20"/>
+              <w:jc w:val="center"/>
+            </w:pPr>
+            <w:r/>
+            <w:r>
+              <w:rPr>
+                <w:rFonts w:ascii="Calibri" w:hAnsi="Calibri"/>
+                <w:b w:val="0"/>
+                <w:i w:val="0"/>
+                <w:color w:val="0B5CAD"/>
+                <w:sz w:val="18"/>
+              </w:rPr>
+              <w:t xml:space="preserve">[P050052 / HPA1024_01]</w:t>
+            </w:r>
+          </w:p>
+        </w:tc>
+        <w:tc>
+          <w:tcPr>
+            <w:vAlign w:val="center"/>
+            <w:tcW w:type="dxa" w:w="1666"/>
+          </w:tcPr>
+          <w:p>
+            <w:pPr>
+              <w:spacing w:before="20" w:after="20"/>
+              <w:jc w:val="center"/>
+            </w:pPr>
+            <w:r/>
+            <w:r>
+              <w:rPr>
+                <w:rFonts w:ascii="Calibri" w:hAnsi="Calibri"/>
+                <w:b w:val="0"/>
+                <w:i w:val="0"/>
+                <w:color w:val="0B5CAD"/>
+                <w:sz w:val="18"/>
+              </w:rPr>
+              <w:t xml:space="preserve">[— / 35 / 350]</w:t>
             </w:r>
           </w:p>
         </w:tc>
@@ -3517,10 +3694,10 @@
                 <w:rFonts w:ascii="Calibri" w:hAnsi="Calibri"/>
                 <w:b w:val="0"/>
                 <w:i w:val="0"/>
-                <w:color w:val="000000"/>
-                <w:sz w:val="18"/>
-              </w:rPr>
-              <w:t>140 500</w:t>
+                <w:color w:val="0B5CAD"/>
+                <w:sz w:val="18"/>
+              </w:rPr>
+              <w:t xml:space="preserve">[140 500]</w:t>
             </w:r>
           </w:p>
         </w:tc>
@@ -3535,6 +3712,16 @@
               <w:jc w:val="center"/>
             </w:pPr>
             <w:r/>
+            <w:r>
+              <w:rPr>
+                <w:rFonts w:ascii="Calibri" w:hAnsi="Calibri"/>
+                <w:b w:val="0"/>
+                <w:i w:val="0"/>
+                <w:color w:val="C55A11"/>
+                <w:sz w:val="18"/>
+              </w:rPr>
+              <w:t xml:space="preserve">[ ]</w:t>
+            </w:r>
           </w:p>
         </w:tc>
       </w:tr>
@@ -3546,7 +3733,7 @@
           <w:tcPr>
             <w:shd w:val="clear" w:color="auto" w:fill="F2F2F2"/>
             <w:vAlign w:val="center"/>
-            <w:tcW w:type="dxa" w:w="1396"/>
+            <w:tcW w:type="dxa" w:w="1338"/>
           </w:tcPr>
           <w:p>
             <w:pPr>
@@ -3570,7 +3757,7 @@
           <w:tcPr>
             <w:shd w:val="clear" w:color="auto" w:fill="F7FAFC"/>
             <w:vAlign w:val="center"/>
-            <w:tcW w:type="dxa" w:w="3161"/>
+            <w:tcW w:type="dxa" w:w="3038"/>
           </w:tcPr>
           <w:p>
             <w:pPr>
@@ -3614,23 +3801,23 @@
           <w:tcPr>
             <w:shd w:val="clear" w:color="auto" w:fill="F7FAFC"/>
             <w:vAlign w:val="center"/>
-            <w:tcW w:type="dxa" w:w="2069"/>
-          </w:tcPr>
-          <w:p>
-            <w:pPr>
-              <w:spacing w:before="20" w:after="20"/>
-              <w:jc w:val="center"/>
-            </w:pPr>
-            <w:r/>
-            <w:r>
-              <w:rPr>
-                <w:rFonts w:ascii="Calibri" w:hAnsi="Calibri"/>
-                <w:b w:val="0"/>
-                <w:i w:val="0"/>
-                <w:color w:val="000000"/>
-                <w:sz w:val="18"/>
-              </w:rPr>
-              <w:t>P060152 / J31102501</w:t>
+            <w:tcW w:type="dxa" w:w="2150"/>
+          </w:tcPr>
+          <w:p>
+            <w:pPr>
+              <w:spacing w:before="20" w:after="20"/>
+              <w:jc w:val="center"/>
+            </w:pPr>
+            <w:r/>
+            <w:r>
+              <w:rPr>
+                <w:rFonts w:ascii="Calibri" w:hAnsi="Calibri"/>
+                <w:b w:val="0"/>
+                <w:i w:val="0"/>
+                <w:color w:val="0B5CAD"/>
+                <w:sz w:val="18"/>
+              </w:rPr>
+              <w:t xml:space="preserve">[P060152 / J31102501]</w:t>
             </w:r>
           </w:p>
         </w:tc>
@@ -3638,23 +3825,23 @@
           <w:tcPr>
             <w:shd w:val="clear" w:color="auto" w:fill="F7FAFC"/>
             <w:vAlign w:val="center"/>
-            <w:tcW w:type="dxa" w:w="1566"/>
-          </w:tcPr>
-          <w:p>
-            <w:pPr>
-              <w:spacing w:before="20" w:after="20"/>
-              <w:jc w:val="center"/>
-            </w:pPr>
-            <w:r/>
-            <w:r>
-              <w:rPr>
-                <w:rFonts w:ascii="Calibri" w:hAnsi="Calibri"/>
-                <w:b w:val="0"/>
-                <w:i w:val="0"/>
-                <w:color w:val="000000"/>
-                <w:sz w:val="18"/>
-              </w:rPr>
-              <w:t>— / 3 / 24</w:t>
+            <w:tcW w:type="dxa" w:w="1666"/>
+          </w:tcPr>
+          <w:p>
+            <w:pPr>
+              <w:spacing w:before="20" w:after="20"/>
+              <w:jc w:val="center"/>
+            </w:pPr>
+            <w:r/>
+            <w:r>
+              <w:rPr>
+                <w:rFonts w:ascii="Calibri" w:hAnsi="Calibri"/>
+                <w:b w:val="0"/>
+                <w:i w:val="0"/>
+                <w:color w:val="0B5CAD"/>
+                <w:sz w:val="18"/>
+              </w:rPr>
+              <w:t xml:space="preserve">[— / 6 / 59]</w:t>
             </w:r>
           </w:p>
         </w:tc>
@@ -3675,10 +3862,10 @@
                 <w:rFonts w:ascii="Calibri" w:hAnsi="Calibri"/>
                 <w:b w:val="0"/>
                 <w:i w:val="0"/>
-                <w:color w:val="000000"/>
-                <w:sz w:val="18"/>
-              </w:rPr>
-              <w:t>23 640</w:t>
+                <w:color w:val="0B5CAD"/>
+                <w:sz w:val="18"/>
+              </w:rPr>
+              <w:t xml:space="preserve">[23 640]</w:t>
             </w:r>
           </w:p>
         </w:tc>
@@ -3694,6 +3881,16 @@
               <w:jc w:val="center"/>
             </w:pPr>
             <w:r/>
+            <w:r>
+              <w:rPr>
+                <w:rFonts w:ascii="Calibri" w:hAnsi="Calibri"/>
+                <w:b w:val="0"/>
+                <w:i w:val="0"/>
+                <w:color w:val="C55A11"/>
+                <w:sz w:val="18"/>
+              </w:rPr>
+              <w:t xml:space="preserve">[ ]</w:t>
+            </w:r>
           </w:p>
         </w:tc>
       </w:tr>
@@ -3705,7 +3902,7 @@
           <w:tcPr>
             <w:shd w:val="clear" w:color="auto" w:fill="F2F2F2"/>
             <w:vAlign w:val="center"/>
-            <w:tcW w:type="dxa" w:w="1396"/>
+            <w:tcW w:type="dxa" w:w="1338"/>
           </w:tcPr>
           <w:p>
             <w:pPr>
@@ -3728,7 +3925,7 @@
         <w:tc>
           <w:tcPr>
             <w:vAlign w:val="center"/>
-            <w:tcW w:type="dxa" w:w="3161"/>
+            <w:tcW w:type="dxa" w:w="3038"/>
           </w:tcPr>
           <w:p>
             <w:pPr>
@@ -3771,46 +3968,46 @@
         <w:tc>
           <w:tcPr>
             <w:vAlign w:val="center"/>
-            <w:tcW w:type="dxa" w:w="2069"/>
-          </w:tcPr>
-          <w:p>
-            <w:pPr>
-              <w:spacing w:before="20" w:after="20"/>
-              <w:jc w:val="center"/>
-            </w:pPr>
-            <w:r/>
-            <w:r>
-              <w:rPr>
-                <w:rFonts w:ascii="Calibri" w:hAnsi="Calibri"/>
-                <w:b w:val="0"/>
-                <w:i w:val="0"/>
-                <w:color w:val="000000"/>
-                <w:sz w:val="18"/>
-              </w:rPr>
-              <w:t>P060212 / JD112501</w:t>
-            </w:r>
-          </w:p>
-        </w:tc>
-        <w:tc>
-          <w:tcPr>
-            <w:vAlign w:val="center"/>
-            <w:tcW w:type="dxa" w:w="1566"/>
-          </w:tcPr>
-          <w:p>
-            <w:pPr>
-              <w:spacing w:before="20" w:after="20"/>
-              <w:jc w:val="center"/>
-            </w:pPr>
-            <w:r/>
-            <w:r>
-              <w:rPr>
-                <w:rFonts w:ascii="Calibri" w:hAnsi="Calibri"/>
-                <w:b w:val="0"/>
-                <w:i w:val="0"/>
-                <w:color w:val="000000"/>
-                <w:sz w:val="18"/>
-              </w:rPr>
-              <w:t>— / 5 / 42</w:t>
+            <w:tcW w:type="dxa" w:w="2150"/>
+          </w:tcPr>
+          <w:p>
+            <w:pPr>
+              <w:spacing w:before="20" w:after="20"/>
+              <w:jc w:val="center"/>
+            </w:pPr>
+            <w:r/>
+            <w:r>
+              <w:rPr>
+                <w:rFonts w:ascii="Calibri" w:hAnsi="Calibri"/>
+                <w:b w:val="0"/>
+                <w:i w:val="0"/>
+                <w:color w:val="0B5CAD"/>
+                <w:sz w:val="18"/>
+              </w:rPr>
+              <w:t xml:space="preserve">[P060212 / JD112501]</w:t>
+            </w:r>
+          </w:p>
+        </w:tc>
+        <w:tc>
+          <w:tcPr>
+            <w:vAlign w:val="center"/>
+            <w:tcW w:type="dxa" w:w="1666"/>
+          </w:tcPr>
+          <w:p>
+            <w:pPr>
+              <w:spacing w:before="20" w:after="20"/>
+              <w:jc w:val="center"/>
+            </w:pPr>
+            <w:r/>
+            <w:r>
+              <w:rPr>
+                <w:rFonts w:ascii="Calibri" w:hAnsi="Calibri"/>
+                <w:b w:val="0"/>
+                <w:i w:val="0"/>
+                <w:color w:val="0B5CAD"/>
+                <w:sz w:val="18"/>
+              </w:rPr>
+              <w:t xml:space="preserve">[— / 11 / 104]</w:t>
             </w:r>
           </w:p>
         </w:tc>
@@ -3830,10 +4027,10 @@
                 <w:rFonts w:ascii="Calibri" w:hAnsi="Calibri"/>
                 <w:b w:val="0"/>
                 <w:i w:val="0"/>
-                <w:color w:val="000000"/>
-                <w:sz w:val="18"/>
-              </w:rPr>
-              <w:t>41 540</w:t>
+                <w:color w:val="0B5CAD"/>
+                <w:sz w:val="18"/>
+              </w:rPr>
+              <w:t xml:space="preserve">[41 540]</w:t>
             </w:r>
           </w:p>
         </w:tc>
@@ -3848,6 +4045,16 @@
               <w:jc w:val="center"/>
             </w:pPr>
             <w:r/>
+            <w:r>
+              <w:rPr>
+                <w:rFonts w:ascii="Calibri" w:hAnsi="Calibri"/>
+                <w:b w:val="0"/>
+                <w:i w:val="0"/>
+                <w:color w:val="C55A11"/>
+                <w:sz w:val="18"/>
+              </w:rPr>
+              <w:t xml:space="preserve">[ ]</w:t>
+            </w:r>
           </w:p>
         </w:tc>
       </w:tr>
@@ -3859,7 +4066,7 @@
           <w:tcPr>
             <w:shd w:val="clear" w:color="auto" w:fill="F2F2F2"/>
             <w:vAlign w:val="center"/>
-            <w:tcW w:type="dxa" w:w="1396"/>
+            <w:tcW w:type="dxa" w:w="1338"/>
           </w:tcPr>
           <w:p>
             <w:pPr>
@@ -3883,7 +4090,7 @@
           <w:tcPr>
             <w:shd w:val="clear" w:color="auto" w:fill="F7FAFC"/>
             <w:vAlign w:val="center"/>
-            <w:tcW w:type="dxa" w:w="3161"/>
+            <w:tcW w:type="dxa" w:w="3038"/>
           </w:tcPr>
           <w:p>
             <w:pPr>
@@ -3927,23 +4134,23 @@
           <w:tcPr>
             <w:shd w:val="clear" w:color="auto" w:fill="F7FAFC"/>
             <w:vAlign w:val="center"/>
-            <w:tcW w:type="dxa" w:w="2069"/>
-          </w:tcPr>
-          <w:p>
-            <w:pPr>
-              <w:spacing w:before="20" w:after="20"/>
-              <w:jc w:val="center"/>
-            </w:pPr>
-            <w:r/>
-            <w:r>
-              <w:rPr>
-                <w:rFonts w:ascii="Calibri" w:hAnsi="Calibri"/>
-                <w:b w:val="0"/>
-                <w:i w:val="0"/>
-                <w:color w:val="000000"/>
-                <w:sz w:val="18"/>
-              </w:rPr>
-              <w:t>OPM1024</w:t>
+            <w:tcW w:type="dxa" w:w="2150"/>
+          </w:tcPr>
+          <w:p>
+            <w:pPr>
+              <w:spacing w:before="20" w:after="20"/>
+              <w:jc w:val="center"/>
+            </w:pPr>
+            <w:r/>
+            <w:r>
+              <w:rPr>
+                <w:rFonts w:ascii="Calibri" w:hAnsi="Calibri"/>
+                <w:b w:val="0"/>
+                <w:i w:val="0"/>
+                <w:color w:val="0B5CAD"/>
+                <w:sz w:val="18"/>
+              </w:rPr>
+              <w:t xml:space="preserve">[OPM1024]</w:t>
             </w:r>
           </w:p>
         </w:tc>
@@ -3951,23 +4158,23 @@
           <w:tcPr>
             <w:shd w:val="clear" w:color="auto" w:fill="F7FAFC"/>
             <w:vAlign w:val="center"/>
-            <w:tcW w:type="dxa" w:w="1566"/>
-          </w:tcPr>
-          <w:p>
-            <w:pPr>
-              <w:spacing w:before="20" w:after="20"/>
-              <w:jc w:val="center"/>
-            </w:pPr>
-            <w:r/>
-            <w:r>
-              <w:rPr>
-                <w:rFonts w:ascii="Calibri" w:hAnsi="Calibri"/>
-                <w:b w:val="0"/>
-                <w:i w:val="0"/>
-                <w:color w:val="000000"/>
-                <w:sz w:val="18"/>
-              </w:rPr>
-              <w:t>— / 5 / 46</w:t>
+            <w:tcW w:type="dxa" w:w="1666"/>
+          </w:tcPr>
+          <w:p>
+            <w:pPr>
+              <w:spacing w:before="20" w:after="20"/>
+              <w:jc w:val="center"/>
+            </w:pPr>
+            <w:r/>
+            <w:r>
+              <w:rPr>
+                <w:rFonts w:ascii="Calibri" w:hAnsi="Calibri"/>
+                <w:b w:val="0"/>
+                <w:i w:val="0"/>
+                <w:color w:val="0B5CAD"/>
+                <w:sz w:val="18"/>
+              </w:rPr>
+              <w:t xml:space="preserve">[— / 12 / 113]</w:t>
             </w:r>
           </w:p>
         </w:tc>
@@ -3988,10 +4195,10 @@
                 <w:rFonts w:ascii="Calibri" w:hAnsi="Calibri"/>
                 <w:b w:val="0"/>
                 <w:i w:val="0"/>
-                <w:color w:val="000000"/>
-                <w:sz w:val="18"/>
-              </w:rPr>
-              <w:t>45 460</w:t>
+                <w:color w:val="0B5CAD"/>
+                <w:sz w:val="18"/>
+              </w:rPr>
+              <w:t xml:space="preserve">[45 460]</w:t>
             </w:r>
           </w:p>
         </w:tc>
@@ -4007,6 +4214,16 @@
               <w:jc w:val="center"/>
             </w:pPr>
             <w:r/>
+            <w:r>
+              <w:rPr>
+                <w:rFonts w:ascii="Calibri" w:hAnsi="Calibri"/>
+                <w:b w:val="0"/>
+                <w:i w:val="0"/>
+                <w:color w:val="C55A11"/>
+                <w:sz w:val="18"/>
+              </w:rPr>
+              <w:t xml:space="preserve">[ ]</w:t>
+            </w:r>
           </w:p>
         </w:tc>
       </w:tr>
@@ -4018,7 +4235,7 @@
           <w:tcPr>
             <w:shd w:val="clear" w:color="auto" w:fill="F2F2F2"/>
             <w:vAlign w:val="center"/>
-            <w:tcW w:type="dxa" w:w="1396"/>
+            <w:tcW w:type="dxa" w:w="1338"/>
           </w:tcPr>
           <w:p>
             <w:pPr>
@@ -4041,7 +4258,7 @@
         <w:tc>
           <w:tcPr>
             <w:vAlign w:val="center"/>
-            <w:tcW w:type="dxa" w:w="3161"/>
+            <w:tcW w:type="dxa" w:w="3038"/>
           </w:tcPr>
           <w:p>
             <w:pPr>
@@ -4084,46 +4301,46 @@
         <w:tc>
           <w:tcPr>
             <w:vAlign w:val="center"/>
-            <w:tcW w:type="dxa" w:w="2069"/>
-          </w:tcPr>
-          <w:p>
-            <w:pPr>
-              <w:spacing w:before="20" w:after="20"/>
-              <w:jc w:val="center"/>
-            </w:pPr>
-            <w:r/>
-            <w:r>
-              <w:rPr>
-                <w:rFonts w:ascii="Calibri" w:hAnsi="Calibri"/>
-                <w:b w:val="0"/>
-                <w:i w:val="0"/>
-                <w:color w:val="000000"/>
-                <w:sz w:val="18"/>
-              </w:rPr>
-              <w:t>P050062 / OPM1024_02</w:t>
-            </w:r>
-          </w:p>
-        </w:tc>
-        <w:tc>
-          <w:tcPr>
-            <w:vAlign w:val="center"/>
-            <w:tcW w:type="dxa" w:w="1566"/>
-          </w:tcPr>
-          <w:p>
-            <w:pPr>
-              <w:spacing w:before="20" w:after="20"/>
-              <w:jc w:val="center"/>
-            </w:pPr>
-            <w:r/>
-            <w:r>
-              <w:rPr>
-                <w:rFonts w:ascii="Calibri" w:hAnsi="Calibri"/>
-                <w:b w:val="0"/>
-                <w:i w:val="0"/>
-                <w:color w:val="000000"/>
-                <w:sz w:val="18"/>
-              </w:rPr>
-              <w:t>— / 16 / 157</w:t>
+            <w:tcW w:type="dxa" w:w="2150"/>
+          </w:tcPr>
+          <w:p>
+            <w:pPr>
+              <w:spacing w:before="20" w:after="20"/>
+              <w:jc w:val="center"/>
+            </w:pPr>
+            <w:r/>
+            <w:r>
+              <w:rPr>
+                <w:rFonts w:ascii="Calibri" w:hAnsi="Calibri"/>
+                <w:b w:val="0"/>
+                <w:i w:val="0"/>
+                <w:color w:val="0B5CAD"/>
+                <w:sz w:val="18"/>
+              </w:rPr>
+              <w:t xml:space="preserve">[P050062 / OPM1024_02]</w:t>
+            </w:r>
+          </w:p>
+        </w:tc>
+        <w:tc>
+          <w:tcPr>
+            <w:vAlign w:val="center"/>
+            <w:tcW w:type="dxa" w:w="1666"/>
+          </w:tcPr>
+          <w:p>
+            <w:pPr>
+              <w:spacing w:before="20" w:after="20"/>
+              <w:jc w:val="center"/>
+            </w:pPr>
+            <w:r/>
+            <w:r>
+              <w:rPr>
+                <w:rFonts w:ascii="Calibri" w:hAnsi="Calibri"/>
+                <w:b w:val="0"/>
+                <w:i w:val="0"/>
+                <w:color w:val="0B5CAD"/>
+                <w:sz w:val="18"/>
+              </w:rPr>
+              <w:t xml:space="preserve">[— / 39 / 389]</w:t>
             </w:r>
           </w:p>
         </w:tc>
@@ -4143,10 +4360,10 @@
                 <w:rFonts w:ascii="Calibri" w:hAnsi="Calibri"/>
                 <w:b w:val="0"/>
                 <w:i w:val="0"/>
-                <w:color w:val="000000"/>
-                <w:sz w:val="18"/>
-              </w:rPr>
-              <w:t>156 140</w:t>
+                <w:color w:val="0B5CAD"/>
+                <w:sz w:val="18"/>
+              </w:rPr>
+              <w:t xml:space="preserve">[156 140]</w:t>
             </w:r>
           </w:p>
         </w:tc>
@@ -4161,6 +4378,16 @@
               <w:jc w:val="center"/>
             </w:pPr>
             <w:r/>
+            <w:r>
+              <w:rPr>
+                <w:rFonts w:ascii="Calibri" w:hAnsi="Calibri"/>
+                <w:b w:val="0"/>
+                <w:i w:val="0"/>
+                <w:color w:val="C55A11"/>
+                <w:sz w:val="18"/>
+              </w:rPr>
+              <w:t xml:space="preserve">[ ]</w:t>
+            </w:r>
           </w:p>
         </w:tc>
       </w:tr>
@@ -4172,7 +4399,7 @@
           <w:tcPr>
             <w:shd w:val="clear" w:color="auto" w:fill="F2F2F2"/>
             <w:vAlign w:val="center"/>
-            <w:tcW w:type="dxa" w:w="1396"/>
+            <w:tcW w:type="dxa" w:w="1338"/>
           </w:tcPr>
           <w:p>
             <w:pPr>
@@ -4196,7 +4423,7 @@
           <w:tcPr>
             <w:shd w:val="clear" w:color="auto" w:fill="F7FAFC"/>
             <w:vAlign w:val="center"/>
-            <w:tcW w:type="dxa" w:w="3161"/>
+            <w:tcW w:type="dxa" w:w="3038"/>
           </w:tcPr>
           <w:p>
             <w:pPr>
@@ -4240,23 +4467,23 @@
           <w:tcPr>
             <w:shd w:val="clear" w:color="auto" w:fill="F7FAFC"/>
             <w:vAlign w:val="center"/>
-            <w:tcW w:type="dxa" w:w="2069"/>
-          </w:tcPr>
-          <w:p>
-            <w:pPr>
-              <w:spacing w:before="20" w:after="20"/>
-              <w:jc w:val="center"/>
-            </w:pPr>
-            <w:r/>
-            <w:r>
-              <w:rPr>
-                <w:rFonts w:ascii="Calibri" w:hAnsi="Calibri"/>
-                <w:b w:val="0"/>
-                <w:i w:val="0"/>
-                <w:color w:val="000000"/>
-                <w:sz w:val="18"/>
-              </w:rPr>
-              <w:t>P060242 / OPM122501</w:t>
+            <w:tcW w:type="dxa" w:w="2150"/>
+          </w:tcPr>
+          <w:p>
+            <w:pPr>
+              <w:spacing w:before="20" w:after="20"/>
+              <w:jc w:val="center"/>
+            </w:pPr>
+            <w:r/>
+            <w:r>
+              <w:rPr>
+                <w:rFonts w:ascii="Calibri" w:hAnsi="Calibri"/>
+                <w:b w:val="0"/>
+                <w:i w:val="0"/>
+                <w:color w:val="0B5CAD"/>
+                <w:sz w:val="18"/>
+              </w:rPr>
+              <w:t xml:space="preserve">[P060242 / OPM122501]</w:t>
             </w:r>
           </w:p>
         </w:tc>
@@ -4264,23 +4491,23 @@
           <w:tcPr>
             <w:shd w:val="clear" w:color="auto" w:fill="F7FAFC"/>
             <w:vAlign w:val="center"/>
-            <w:tcW w:type="dxa" w:w="1566"/>
-          </w:tcPr>
-          <w:p>
-            <w:pPr>
-              <w:spacing w:before="20" w:after="20"/>
-              <w:jc w:val="center"/>
-            </w:pPr>
-            <w:r/>
-            <w:r>
-              <w:rPr>
-                <w:rFonts w:ascii="Calibri" w:hAnsi="Calibri"/>
-                <w:b w:val="0"/>
-                <w:i w:val="0"/>
-                <w:color w:val="000000"/>
-                <w:sz w:val="18"/>
-              </w:rPr>
-              <w:t>— / 11 / 105</w:t>
+            <w:tcW w:type="dxa" w:w="1666"/>
+          </w:tcPr>
+          <w:p>
+            <w:pPr>
+              <w:spacing w:before="20" w:after="20"/>
+              <w:jc w:val="center"/>
+            </w:pPr>
+            <w:r/>
+            <w:r>
+              <w:rPr>
+                <w:rFonts w:ascii="Calibri" w:hAnsi="Calibri"/>
+                <w:b w:val="0"/>
+                <w:i w:val="0"/>
+                <w:color w:val="0B5CAD"/>
+                <w:sz w:val="18"/>
+              </w:rPr>
+              <w:t xml:space="preserve">[— / 26 / 260]</w:t>
             </w:r>
           </w:p>
         </w:tc>
@@ -4301,10 +4528,10 @@
                 <w:rFonts w:ascii="Calibri" w:hAnsi="Calibri"/>
                 <w:b w:val="0"/>
                 <w:i w:val="0"/>
-                <w:color w:val="000000"/>
-                <w:sz w:val="18"/>
-              </w:rPr>
-              <w:t>104 260</w:t>
+                <w:color w:val="0B5CAD"/>
+                <w:sz w:val="18"/>
+              </w:rPr>
+              <w:t xml:space="preserve">[104 260]</w:t>
             </w:r>
           </w:p>
         </w:tc>
@@ -4320,6 +4547,16 @@
               <w:jc w:val="center"/>
             </w:pPr>
             <w:r/>
+            <w:r>
+              <w:rPr>
+                <w:rFonts w:ascii="Calibri" w:hAnsi="Calibri"/>
+                <w:b w:val="0"/>
+                <w:i w:val="0"/>
+                <w:color w:val="C55A11"/>
+                <w:sz w:val="18"/>
+              </w:rPr>
+              <w:t xml:space="preserve">[ ]</w:t>
+            </w:r>
           </w:p>
         </w:tc>
       </w:tr>
@@ -4331,7 +4568,7 @@
           <w:tcPr>
             <w:shd w:val="clear" w:color="auto" w:fill="F2F2F2"/>
             <w:vAlign w:val="center"/>
-            <w:tcW w:type="dxa" w:w="1396"/>
+            <w:tcW w:type="dxa" w:w="1338"/>
           </w:tcPr>
           <w:p>
             <w:pPr>
@@ -4354,7 +4591,7 @@
         <w:tc>
           <w:tcPr>
             <w:vAlign w:val="center"/>
-            <w:tcW w:type="dxa" w:w="3161"/>
+            <w:tcW w:type="dxa" w:w="3038"/>
           </w:tcPr>
           <w:p>
             <w:pPr>
@@ -4397,46 +4634,46 @@
         <w:tc>
           <w:tcPr>
             <w:vAlign w:val="center"/>
-            <w:tcW w:type="dxa" w:w="2069"/>
-          </w:tcPr>
-          <w:p>
-            <w:pPr>
-              <w:spacing w:before="20" w:after="20"/>
-              <w:jc w:val="center"/>
-            </w:pPr>
-            <w:r/>
-            <w:r>
-              <w:rPr>
-                <w:rFonts w:ascii="Calibri" w:hAnsi="Calibri"/>
-                <w:b w:val="0"/>
-                <w:i w:val="0"/>
-                <w:color w:val="000000"/>
-                <w:sz w:val="18"/>
-              </w:rPr>
-              <w:t>P060062 / PM092501</w:t>
-            </w:r>
-          </w:p>
-        </w:tc>
-        <w:tc>
-          <w:tcPr>
-            <w:vAlign w:val="center"/>
-            <w:tcW w:type="dxa" w:w="1566"/>
-          </w:tcPr>
-          <w:p>
-            <w:pPr>
-              <w:spacing w:before="20" w:after="20"/>
-              <w:jc w:val="center"/>
-            </w:pPr>
-            <w:r/>
-            <w:r>
-              <w:rPr>
-                <w:rFonts w:ascii="Calibri" w:hAnsi="Calibri"/>
-                <w:b w:val="0"/>
-                <w:i w:val="0"/>
-                <w:color w:val="000000"/>
-                <w:sz w:val="18"/>
-              </w:rPr>
-              <w:t>— / 3 / 21</w:t>
+            <w:tcW w:type="dxa" w:w="2150"/>
+          </w:tcPr>
+          <w:p>
+            <w:pPr>
+              <w:spacing w:before="20" w:after="20"/>
+              <w:jc w:val="center"/>
+            </w:pPr>
+            <w:r/>
+            <w:r>
+              <w:rPr>
+                <w:rFonts w:ascii="Calibri" w:hAnsi="Calibri"/>
+                <w:b w:val="0"/>
+                <w:i w:val="0"/>
+                <w:color w:val="0B5CAD"/>
+                <w:sz w:val="18"/>
+              </w:rPr>
+              <w:t xml:space="preserve">[P060062 / PM092501]</w:t>
+            </w:r>
+          </w:p>
+        </w:tc>
+        <w:tc>
+          <w:tcPr>
+            <w:vAlign w:val="center"/>
+            <w:tcW w:type="dxa" w:w="1666"/>
+          </w:tcPr>
+          <w:p>
+            <w:pPr>
+              <w:spacing w:before="20" w:after="20"/>
+              <w:jc w:val="center"/>
+            </w:pPr>
+            <w:r/>
+            <w:r>
+              <w:rPr>
+                <w:rFonts w:ascii="Calibri" w:hAnsi="Calibri"/>
+                <w:b w:val="0"/>
+                <w:i w:val="0"/>
+                <w:color w:val="0B5CAD"/>
+                <w:sz w:val="18"/>
+              </w:rPr>
+              <w:t xml:space="preserve">[— / 5 / 50]</w:t>
             </w:r>
           </w:p>
         </w:tc>
@@ -4456,10 +4693,10 @@
                 <w:rFonts w:ascii="Calibri" w:hAnsi="Calibri"/>
                 <w:b w:val="0"/>
                 <w:i w:val="0"/>
-                <w:color w:val="000000"/>
-                <w:sz w:val="18"/>
-              </w:rPr>
-              <w:t>20 230</w:t>
+                <w:color w:val="0B5CAD"/>
+                <w:sz w:val="18"/>
+              </w:rPr>
+              <w:t xml:space="preserve">[20 230]</w:t>
             </w:r>
           </w:p>
         </w:tc>
@@ -4474,6 +4711,16 @@
               <w:jc w:val="center"/>
             </w:pPr>
             <w:r/>
+            <w:r>
+              <w:rPr>
+                <w:rFonts w:ascii="Calibri" w:hAnsi="Calibri"/>
+                <w:b w:val="0"/>
+                <w:i w:val="0"/>
+                <w:color w:val="C55A11"/>
+                <w:sz w:val="18"/>
+              </w:rPr>
+              <w:t xml:space="preserve">[ ]</w:t>
+            </w:r>
           </w:p>
         </w:tc>
       </w:tr>
@@ -4485,7 +4732,7 @@
           <w:tcPr>
             <w:shd w:val="clear" w:color="auto" w:fill="F2F2F2"/>
             <w:vAlign w:val="center"/>
-            <w:tcW w:type="dxa" w:w="1396"/>
+            <w:tcW w:type="dxa" w:w="1338"/>
           </w:tcPr>
           <w:p>
             <w:pPr>
@@ -4509,7 +4756,7 @@
           <w:tcPr>
             <w:shd w:val="clear" w:color="auto" w:fill="F7FAFC"/>
             <w:vAlign w:val="center"/>
-            <w:tcW w:type="dxa" w:w="3161"/>
+            <w:tcW w:type="dxa" w:w="3038"/>
           </w:tcPr>
           <w:p>
             <w:pPr>
@@ -4553,23 +4800,23 @@
           <w:tcPr>
             <w:shd w:val="clear" w:color="auto" w:fill="F7FAFC"/>
             <w:vAlign w:val="center"/>
-            <w:tcW w:type="dxa" w:w="2069"/>
-          </w:tcPr>
-          <w:p>
-            <w:pPr>
-              <w:spacing w:before="20" w:after="20"/>
-              <w:jc w:val="center"/>
-            </w:pPr>
-            <w:r/>
-            <w:r>
-              <w:rPr>
-                <w:rFonts w:ascii="Calibri" w:hAnsi="Calibri"/>
-                <w:b w:val="0"/>
-                <w:i w:val="0"/>
-                <w:color w:val="000000"/>
-                <w:sz w:val="18"/>
-              </w:rPr>
-              <w:t>P060382 / SCR012603</w:t>
+            <w:tcW w:type="dxa" w:w="2150"/>
+          </w:tcPr>
+          <w:p>
+            <w:pPr>
+              <w:spacing w:before="20" w:after="20"/>
+              <w:jc w:val="center"/>
+            </w:pPr>
+            <w:r/>
+            <w:r>
+              <w:rPr>
+                <w:rFonts w:ascii="Calibri" w:hAnsi="Calibri"/>
+                <w:b w:val="0"/>
+                <w:i w:val="0"/>
+                <w:color w:val="0B5CAD"/>
+                <w:sz w:val="18"/>
+              </w:rPr>
+              <w:t xml:space="preserve">[P060382 / SCR012603]</w:t>
             </w:r>
           </w:p>
         </w:tc>
@@ -4577,23 +4824,23 @@
           <w:tcPr>
             <w:shd w:val="clear" w:color="auto" w:fill="F7FAFC"/>
             <w:vAlign w:val="center"/>
-            <w:tcW w:type="dxa" w:w="1566"/>
-          </w:tcPr>
-          <w:p>
-            <w:pPr>
-              <w:spacing w:before="20" w:after="20"/>
-              <w:jc w:val="center"/>
-            </w:pPr>
-            <w:r/>
-            <w:r>
-              <w:rPr>
-                <w:rFonts w:ascii="Calibri" w:hAnsi="Calibri"/>
-                <w:b w:val="0"/>
-                <w:i w:val="0"/>
-                <w:color w:val="000000"/>
-                <w:sz w:val="18"/>
-              </w:rPr>
-              <w:t>— / 8 / 80</w:t>
+            <w:tcW w:type="dxa" w:w="1666"/>
+          </w:tcPr>
+          <w:p>
+            <w:pPr>
+              <w:spacing w:before="20" w:after="20"/>
+              <w:jc w:val="center"/>
+            </w:pPr>
+            <w:r/>
+            <w:r>
+              <w:rPr>
+                <w:rFonts w:ascii="Calibri" w:hAnsi="Calibri"/>
+                <w:b w:val="0"/>
+                <w:i w:val="0"/>
+                <w:color w:val="0B5CAD"/>
+                <w:sz w:val="18"/>
+              </w:rPr>
+              <w:t xml:space="preserve">[— / 20 / 199]</w:t>
             </w:r>
           </w:p>
         </w:tc>
@@ -4614,10 +4861,10 @@
                 <w:rFonts w:ascii="Calibri" w:hAnsi="Calibri"/>
                 <w:b w:val="0"/>
                 <w:i w:val="0"/>
-                <w:color w:val="000000"/>
-                <w:sz w:val="18"/>
-              </w:rPr>
-              <w:t>79 810</w:t>
+                <w:color w:val="0B5CAD"/>
+                <w:sz w:val="18"/>
+              </w:rPr>
+              <w:t xml:space="preserve">[79 810]</w:t>
             </w:r>
           </w:p>
         </w:tc>
@@ -4633,6 +4880,16 @@
               <w:jc w:val="center"/>
             </w:pPr>
             <w:r/>
+            <w:r>
+              <w:rPr>
+                <w:rFonts w:ascii="Calibri" w:hAnsi="Calibri"/>
+                <w:b w:val="0"/>
+                <w:i w:val="0"/>
+                <w:color w:val="C55A11"/>
+                <w:sz w:val="18"/>
+              </w:rPr>
+              <w:t xml:space="preserve">[ ]</w:t>
+            </w:r>
           </w:p>
         </w:tc>
       </w:tr>
@@ -4644,7 +4901,7 @@
           <w:tcPr>
             <w:shd w:val="clear" w:color="auto" w:fill="F2F2F2"/>
             <w:vAlign w:val="center"/>
-            <w:tcW w:type="dxa" w:w="1396"/>
+            <w:tcW w:type="dxa" w:w="1338"/>
           </w:tcPr>
           <w:p>
             <w:pPr>
@@ -4687,36 +4944,46 @@
         <w:tc>
           <w:tcPr>
             <w:vAlign w:val="center"/>
-            <w:tcW w:type="dxa" w:w="3161"/>
-          </w:tcPr>
-          <w:p>
-            <w:pPr>
-              <w:spacing w:before="20" w:after="20"/>
-              <w:jc w:val="center"/>
-            </w:pPr>
-            <w:r/>
-          </w:p>
-        </w:tc>
-        <w:tc>
-          <w:tcPr>
-            <w:vAlign w:val="center"/>
-            <w:tcW w:type="dxa" w:w="2069"/>
-          </w:tcPr>
-          <w:p>
-            <w:pPr>
-              <w:spacing w:before="20" w:after="20"/>
-              <w:jc w:val="center"/>
-            </w:pPr>
-            <w:r/>
-            <w:r>
-              <w:rPr>
-                <w:rFonts w:ascii="Calibri" w:hAnsi="Calibri"/>
-                <w:b w:val="0"/>
-                <w:i w:val="0"/>
-                <w:color w:val="000000"/>
-                <w:sz w:val="18"/>
-              </w:rPr>
-              <w:t>20 серии</w:t>
+            <w:tcW w:type="dxa" w:w="3038"/>
+          </w:tcPr>
+          <w:p>
+            <w:pPr>
+              <w:spacing w:before="20" w:after="20"/>
+              <w:jc w:val="center"/>
+            </w:pPr>
+            <w:r/>
+            <w:r>
+              <w:rPr>
+                <w:rFonts w:ascii="Calibri" w:hAnsi="Calibri"/>
+                <w:b w:val="0"/>
+                <w:i w:val="0"/>
+                <w:color w:val="000000"/>
+                <w:sz w:val="18"/>
+              </w:rPr>
+              <w:t>—</w:t>
+            </w:r>
+          </w:p>
+        </w:tc>
+        <w:tc>
+          <w:tcPr>
+            <w:vAlign w:val="center"/>
+            <w:tcW w:type="dxa" w:w="2150"/>
+          </w:tcPr>
+          <w:p>
+            <w:pPr>
+              <w:spacing w:before="20" w:after="20"/>
+              <w:jc w:val="center"/>
+            </w:pPr>
+            <w:r/>
+            <w:r>
+              <w:rPr>
+                <w:rFonts w:ascii="Calibri" w:hAnsi="Calibri"/>
+                <w:b w:val="0"/>
+                <w:i w:val="0"/>
+                <w:color w:val="0B5CAD"/>
+                <w:sz w:val="18"/>
+              </w:rPr>
+              <w:t xml:space="preserve">[20 серии]</w:t>
             </w:r>
             <w:r>
               <w:rPr>
@@ -4733,33 +5000,33 @@
                 <w:rFonts w:ascii="Calibri" w:hAnsi="Calibri"/>
                 <w:b w:val="0"/>
                 <w:i/>
-                <w:color w:val="000000"/>
+                <w:color w:val="0B5CAD"/>
                 <w:sz w:val="14"/>
               </w:rPr>
-              <w:t>20 batches</w:t>
-            </w:r>
-          </w:p>
-        </w:tc>
-        <w:tc>
-          <w:tcPr>
-            <w:vAlign w:val="center"/>
-            <w:tcW w:type="dxa" w:w="1566"/>
-          </w:tcPr>
-          <w:p>
-            <w:pPr>
-              <w:spacing w:before="20" w:after="20"/>
-              <w:jc w:val="center"/>
-            </w:pPr>
-            <w:r/>
-            <w:r>
-              <w:rPr>
-                <w:rFonts w:ascii="Calibri" w:hAnsi="Calibri"/>
-                <w:b w:val="0"/>
-                <w:i w:val="0"/>
-                <w:color w:val="000000"/>
-                <w:sz w:val="18"/>
-              </w:rPr>
-              <w:t>20 / 159 / 1480</w:t>
+              <w:t xml:space="preserve">[20 batches]</w:t>
+            </w:r>
+          </w:p>
+        </w:tc>
+        <w:tc>
+          <w:tcPr>
+            <w:vAlign w:val="center"/>
+            <w:tcW w:type="dxa" w:w="1666"/>
+          </w:tcPr>
+          <w:p>
+            <w:pPr>
+              <w:spacing w:before="20" w:after="20"/>
+              <w:jc w:val="center"/>
+            </w:pPr>
+            <w:r/>
+            <w:r>
+              <w:rPr>
+                <w:rFonts w:ascii="Calibri" w:hAnsi="Calibri"/>
+                <w:b w:val="0"/>
+                <w:i w:val="0"/>
+                <w:color w:val="0B5CAD"/>
+                <w:sz w:val="18"/>
+              </w:rPr>
+              <w:t xml:space="preserve">[47 / 373 / 3668]</w:t>
             </w:r>
           </w:p>
         </w:tc>
@@ -4779,10 +5046,10 @@
                 <w:rFonts w:ascii="Calibri" w:hAnsi="Calibri"/>
                 <w:b w:val="0"/>
                 <w:i w:val="0"/>
-                <w:color w:val="000000"/>
-                <w:sz w:val="18"/>
-              </w:rPr>
-              <w:t>1 471 510</w:t>
+                <w:color w:val="0B5CAD"/>
+                <w:sz w:val="18"/>
+              </w:rPr>
+              <w:t xml:space="preserve">[1 471 510]</w:t>
             </w:r>
           </w:p>
         </w:tc>
@@ -4797,6 +5064,155 @@
               <w:jc w:val="center"/>
             </w:pPr>
             <w:r/>
+            <w:r>
+              <w:rPr>
+                <w:rFonts w:ascii="Calibri" w:hAnsi="Calibri"/>
+                <w:b w:val="0"/>
+                <w:i w:val="0"/>
+                <w:color w:val="C55A11"/>
+                <w:sz w:val="18"/>
+              </w:rPr>
+              <w:t xml:space="preserve">[ ]</w:t>
+            </w:r>
+          </w:p>
+        </w:tc>
+      </w:tr>
+    </w:tbl>
+    <w:p>
+      <w:pPr>
+        <w:keepNext w:val="0"/>
+        <w:spacing w:before="0" w:after="0" w:lineRule="exact" w:line="120"/>
+      </w:pPr>
+    </w:p>
+    <w:tbl>
+      <w:tblPr>
+        <w:jc w:val="center"/>
+        <w:tblLook w:firstColumn="1" w:firstRow="1" w:lastColumn="0" w:lastRow="0" w:noHBand="0" w:noVBand="1" w:val="04A0"/>
+        <w:tblLayout w:type="fixed"/>
+        <w:tblW w:type="pct" w:w="5000"/>
+        <w:tblInd w:type="dxa" w:w="0"/>
+        <w:tblBorders>
+          <w:top w:val="single" w:sz="4" w:space="0" w:color="2B547E"/>
+          <w:left w:val="single" w:sz="4" w:space="0" w:color="2B547E"/>
+          <w:bottom w:val="single" w:sz="4" w:space="0" w:color="2B547E"/>
+          <w:right w:val="single" w:sz="4" w:space="0" w:color="2B547E"/>
+          <w:insideH w:val="single" w:sz="4" w:space="0" w:color="2B547E"/>
+          <w:insideV w:val="single" w:sz="4" w:space="0" w:color="2B547E"/>
+        </w:tblBorders>
+      </w:tblPr>
+      <w:tblGrid>
+        <w:gridCol w:w="3288"/>
+        <w:gridCol w:w="7178"/>
+      </w:tblGrid>
+      <w:tr>
+        <w:trPr>
+          <w:cantSplit/>
+        </w:trPr>
+        <w:tc>
+          <w:tcPr>
+            <w:shd w:val="clear" w:color="auto" w:fill="F2F2F2"/>
+            <w:vAlign w:val="center"/>
+            <w:tcW w:type="pct" w:w="1570"/>
+          </w:tcPr>
+          <w:p>
+            <w:pPr>
+              <w:spacing w:before="20" w:after="20"/>
+              <w:jc w:val="left"/>
+            </w:pPr>
+            <w:r/>
+            <w:r>
+              <w:rPr>
+                <w:rFonts w:ascii="Calibri" w:hAnsi="Calibri"/>
+                <w:b/>
+                <w:i w:val="0"/>
+                <w:color w:val="000000"/>
+                <w:sz w:val="20"/>
+              </w:rPr>
+              <w:t>Ретенциони мостри вклучени во количината (број / g)</w:t>
+            </w:r>
+            <w:r>
+              <w:rPr>
+                <w:rFonts w:ascii="Calibri" w:hAnsi="Calibri"/>
+                <w:b w:val="0"/>
+                <w:i w:val="0"/>
+                <w:color w:val="000000"/>
+                <w:sz w:val="16"/>
+              </w:rPr>
+              <w:t xml:space="preserve"> | </w:t>
+            </w:r>
+            <w:r>
+              <w:rPr>
+                <w:rFonts w:ascii="Calibri" w:hAnsi="Calibri"/>
+                <w:b w:val="0"/>
+                <w:i w:val="0"/>
+                <w:color w:val="000000"/>
+                <w:sz w:val="16"/>
+              </w:rPr>
+              <w:t>Retention samples included in the quantity (number / g)</w:t>
+            </w:r>
+          </w:p>
+        </w:tc>
+        <w:tc>
+          <w:tcPr>
+            <w:vAlign w:val="center"/>
+            <w:tcW w:type="pct" w:w="3429"/>
+          </w:tcPr>
+          <w:p>
+            <w:pPr>
+              <w:spacing w:before="20" w:after="20"/>
+              <w:jc w:val="center"/>
+            </w:pPr>
+            <w:r/>
+            <w:r>
+              <w:rPr>
+                <w:rFonts w:ascii="Calibri" w:hAnsi="Calibri"/>
+                <w:b w:val="0"/>
+                <w:i w:val="0"/>
+                <w:color w:val="0B5CAD"/>
+                <w:sz w:val="20"/>
+              </w:rPr>
+              <w:t xml:space="preserve">[40 мостри (20 серии × купувач + продавач на мало)</w:t>
+            </w:r>
+            <w:r>
+              <w:rPr>
+                <w:rFonts w:ascii="Calibri" w:hAnsi="Calibri"/>
+                <w:b w:val="0"/>
+                <w:i w:val="0"/>
+                <w:color w:val="0B5CAD"/>
+                <w:sz w:val="16"/>
+              </w:rPr>
+              <w:t xml:space="preserve"> | </w:t>
+            </w:r>
+            <w:r>
+              <w:rPr>
+                <w:rFonts w:ascii="Calibri" w:hAnsi="Calibri"/>
+                <w:b w:val="0"/>
+                <w:i/>
+                <w:color w:val="0B5CAD"/>
+                <w:sz w:val="16"/>
+              </w:rPr>
+              <w:t xml:space="preserve">40 samples (20 batches × buyer + retailer)]</w:t>
+            </w:r>
+            <w:r>
+              <w:rPr>
+                <w:rFonts w:ascii="Calibri" w:hAnsi="Calibri"/>
+                <w:b w:val="0"/>
+                <w:i/>
+                <w:color w:val="000000"/>
+                <w:sz w:val="16"/>
+              </w:rPr>
+              <w:t xml:space="preserve"> / </w:t>
+            </w:r>
+            <w:r>
+              <w:rPr>
+                <w:rFonts w:ascii="Calibri" w:hAnsi="Calibri"/>
+                <w:b w:val="0"/>
+                <w:i/>
+                <w:color w:val="C55A11"/>
+                <w:sz w:val="16"/>
+              </w:rPr>
+              <w:t xml:space="preserve">[ ]</w:t>
+            </w:r>
           </w:p>
         </w:tc>
       </w:tr>
@@ -5438,6 +5854,16 @@
               <w:jc w:val="center"/>
             </w:pPr>
             <w:r/>
+            <w:r>
+              <w:rPr>
+                <w:rFonts w:ascii="Calibri" w:hAnsi="Calibri"/>
+                <w:b w:val="0"/>
+                <w:i w:val="0"/>
+                <w:color w:val="C55A11"/>
+                <w:sz w:val="18"/>
+              </w:rPr>
+              <w:t xml:space="preserve">[ ]</w:t>
+            </w:r>
           </w:p>
         </w:tc>
         <w:tc>
@@ -5452,6 +5878,16 @@
               <w:jc w:val="center"/>
             </w:pPr>
             <w:r/>
+            <w:r>
+              <w:rPr>
+                <w:rFonts w:ascii="Calibri" w:hAnsi="Calibri"/>
+                <w:b w:val="0"/>
+                <w:i w:val="0"/>
+                <w:color w:val="C55A11"/>
+                <w:sz w:val="18"/>
+              </w:rPr>
+              <w:t xml:space="preserve">[ ]</w:t>
+            </w:r>
           </w:p>
         </w:tc>
         <w:tc>
@@ -5466,6 +5902,16 @@
               <w:jc w:val="center"/>
             </w:pPr>
             <w:r/>
+            <w:r>
+              <w:rPr>
+                <w:rFonts w:ascii="Calibri" w:hAnsi="Calibri"/>
+                <w:b w:val="0"/>
+                <w:i w:val="0"/>
+                <w:color w:val="C55A11"/>
+                <w:sz w:val="18"/>
+              </w:rPr>
+              <w:t xml:space="preserve">[ ]</w:t>
+            </w:r>
           </w:p>
         </w:tc>
       </w:tr>
@@ -5531,6 +5977,16 @@
               <w:jc w:val="center"/>
             </w:pPr>
             <w:r/>
+            <w:r>
+              <w:rPr>
+                <w:rFonts w:ascii="Calibri" w:hAnsi="Calibri"/>
+                <w:b w:val="0"/>
+                <w:i w:val="0"/>
+                <w:color w:val="C55A11"/>
+                <w:sz w:val="18"/>
+              </w:rPr>
+              <w:t xml:space="preserve">[ ]</w:t>
+            </w:r>
           </w:p>
         </w:tc>
         <w:tc>
@@ -5546,6 +6002,16 @@
               <w:jc w:val="center"/>
             </w:pPr>
             <w:r/>
+            <w:r>
+              <w:rPr>
+                <w:rFonts w:ascii="Calibri" w:hAnsi="Calibri"/>
+                <w:b w:val="0"/>
+                <w:i w:val="0"/>
+                <w:color w:val="C55A11"/>
+                <w:sz w:val="18"/>
+              </w:rPr>
+              <w:t xml:space="preserve">[ ]</w:t>
+            </w:r>
           </w:p>
         </w:tc>
         <w:tc>
@@ -5561,6 +6027,16 @@
               <w:jc w:val="center"/>
             </w:pPr>
             <w:r/>
+            <w:r>
+              <w:rPr>
+                <w:rFonts w:ascii="Calibri" w:hAnsi="Calibri"/>
+                <w:b w:val="0"/>
+                <w:i w:val="0"/>
+                <w:color w:val="C55A11"/>
+                <w:sz w:val="18"/>
+              </w:rPr>
+              <w:t xml:space="preserve">[ ]</w:t>
+            </w:r>
           </w:p>
         </w:tc>
       </w:tr>
@@ -5623,6 +6099,16 @@
               <w:jc w:val="center"/>
             </w:pPr>
             <w:r/>
+            <w:r>
+              <w:rPr>
+                <w:rFonts w:ascii="Calibri" w:hAnsi="Calibri"/>
+                <w:b w:val="0"/>
+                <w:i w:val="0"/>
+                <w:color w:val="C55A11"/>
+                <w:sz w:val="18"/>
+              </w:rPr>
+              <w:t xml:space="preserve">[ ]</w:t>
+            </w:r>
           </w:p>
         </w:tc>
         <w:tc>
@@ -5636,6 +6122,16 @@
               <w:jc w:val="center"/>
             </w:pPr>
             <w:r/>
+            <w:r>
+              <w:rPr>
+                <w:rFonts w:ascii="Calibri" w:hAnsi="Calibri"/>
+                <w:b w:val="0"/>
+                <w:i w:val="0"/>
+                <w:color w:val="C55A11"/>
+                <w:sz w:val="18"/>
+              </w:rPr>
+              <w:t xml:space="preserve">[ ]</w:t>
+            </w:r>
           </w:p>
         </w:tc>
         <w:tc>
@@ -5649,6 +6145,16 @@
               <w:jc w:val="center"/>
             </w:pPr>
             <w:r/>
+            <w:r>
+              <w:rPr>
+                <w:rFonts w:ascii="Calibri" w:hAnsi="Calibri"/>
+                <w:b w:val="0"/>
+                <w:i w:val="0"/>
+                <w:color w:val="C55A11"/>
+                <w:sz w:val="18"/>
+              </w:rPr>
+              <w:t xml:space="preserve">[ ]</w:t>
+            </w:r>
           </w:p>
         </w:tc>
       </w:tr>
@@ -5740,6 +6246,16 @@
               <w:jc w:val="center"/>
             </w:pPr>
             <w:r/>
+            <w:r>
+              <w:rPr>
+                <w:rFonts w:ascii="Calibri" w:hAnsi="Calibri"/>
+                <w:b w:val="0"/>
+                <w:i w:val="0"/>
+                <w:color w:val="C55A11"/>
+                <w:sz w:val="20"/>
+              </w:rPr>
+              <w:t xml:space="preserve">[ ]</w:t>
+            </w:r>
           </w:p>
         </w:tc>
         <w:tc>
@@ -5797,6 +6313,16 @@
               <w:jc w:val="center"/>
             </w:pPr>
             <w:r/>
+            <w:r>
+              <w:rPr>
+                <w:rFonts w:ascii="Calibri" w:hAnsi="Calibri"/>
+                <w:b w:val="0"/>
+                <w:i w:val="0"/>
+                <w:color w:val="C55A11"/>
+                <w:sz w:val="20"/>
+              </w:rPr>
+              <w:t xml:space="preserve">[ ]</w:t>
+            </w:r>
           </w:p>
         </w:tc>
       </w:tr>

--- a/deliverables/inland_transport_2026-10/example_T1_T2/docx/T1_WHSOP_003_A06.docx
+++ b/deliverables/inland_transport_2026-10/example_T1_T2/docx/T1_WHSOP_003_A06.docx
@@ -2842,7 +2842,7 @@
                 <w:color w:val="0B5CAD"/>
                 <w:sz w:val="18"/>
               </w:rPr>
-              <w:t xml:space="preserve">[— / 1 / 2]</w:t>
+              <w:t xml:space="preserve">[— / 1 / 3]</w:t>
             </w:r>
           </w:p>
         </w:tc>
@@ -5026,7 +5026,7 @@
                 <w:color w:val="0B5CAD"/>
                 <w:sz w:val="18"/>
               </w:rPr>
-              <w:t xml:space="preserve">[47 / 373 / 3668]</w:t>
+              <w:t xml:space="preserve">[47 / 373 / 3669]</w:t>
             </w:r>
           </w:p>
         </w:tc>
